--- a/1000 Prompt/FORMAT_FINAL_CLEAN/PACK 4 – 100 PROMPT BÁN HÀNG & ĐÀM PHÁN.docx
+++ b/1000 Prompt/FORMAT_FINAL_CLEAN/PACK 4 – 100 PROMPT BÁN HÀNG & ĐÀM PHÁN.docx
@@ -4,9 +4,8 @@
   <w:body>
     <w:p>
       <w:pPr>
-        <w:keepNext w:val="0"/>
-        <w:keepLines w:val="0"/>
-        <w:spacing/>
+        <w:spacing w:before="120" w:after="120" w:line="240" w:lineRule="auto"/>
+        <w:jc w:val="both"/>
         <w:rPr>
           <w:rFonts w:ascii="Times New Roman" w:hAnsi="Times New Roman" w:cs="Times New Roman"/>
           <w:b/>
@@ -18,7 +17,7 @@
       </w:pPr>
       <w:r>
         <w:rPr>
-          <w:rFonts w:ascii="Times New Roman" w:hAnsi="Times New Roman" w:eastAsia="Times New Roman"/>
+          <w:rFonts w:ascii="Times New Roman" w:eastAsia="Times New Roman" w:hAnsi="Times New Roman"/>
           <w:b/>
           <w:sz w:val="28"/>
         </w:rPr>
@@ -27,6 +26,8 @@
     </w:p>
     <w:p>
       <w:pPr>
+        <w:spacing w:before="120" w:after="120" w:line="240" w:lineRule="auto"/>
+        <w:jc w:val="both"/>
         <w:rPr>
           <w:rFonts w:ascii="Times New Roman" w:hAnsi="Times New Roman" w:cs="Times New Roman"/>
           <w:b/>
@@ -38,7 +39,7 @@
       </w:pPr>
       <w:r>
         <w:rPr>
-          <w:rFonts w:ascii="Times New Roman" w:hAnsi="Times New Roman" w:eastAsia="Times New Roman"/>
+          <w:rFonts w:ascii="Times New Roman" w:eastAsia="Times New Roman" w:hAnsi="Times New Roman"/>
           <w:b/>
           <w:sz w:val="28"/>
         </w:rPr>
@@ -47,12 +48,12 @@
     </w:p>
     <w:p>
       <w:pPr>
-        <w:spacing/>
+        <w:spacing w:before="120" w:after="120" w:line="240" w:lineRule="auto"/>
+        <w:jc w:val="both"/>
         <w:rPr>
           <w:rFonts w:ascii="Times New Roman" w:hAnsi="Times New Roman" w:cs="Times New Roman"/>
           <w:i/>
           <w:iCs/>
-          <w:color w:val="auto"/>
           <w:sz w:val="28"/>
           <w:szCs w:val="28"/>
           <w:lang w:val="en-US"/>
@@ -60,7 +61,7 @@
       </w:pPr>
       <w:r>
         <w:rPr>
-          <w:rFonts w:ascii="Times New Roman" w:hAnsi="Times New Roman" w:eastAsia="Times New Roman"/>
+          <w:rFonts w:ascii="Times New Roman" w:eastAsia="Times New Roman" w:hAnsi="Times New Roman"/>
           <w:i/>
           <w:sz w:val="28"/>
         </w:rPr>
@@ -69,12 +70,12 @@
     </w:p>
     <w:p>
       <w:pPr>
-        <w:spacing/>
+        <w:spacing w:before="120" w:after="120" w:line="240" w:lineRule="auto"/>
+        <w:jc w:val="both"/>
         <w:rPr>
           <w:rFonts w:ascii="Times New Roman" w:hAnsi="Times New Roman" w:cs="Times New Roman"/>
           <w:i/>
           <w:iCs/>
-          <w:color w:val="auto"/>
           <w:sz w:val="28"/>
           <w:szCs w:val="28"/>
           <w:lang w:val="en-US"/>
@@ -82,7 +83,7 @@
       </w:pPr>
       <w:r>
         <w:rPr>
-          <w:rFonts w:ascii="Times New Roman" w:hAnsi="Times New Roman" w:eastAsia="Times New Roman"/>
+          <w:rFonts w:ascii="Times New Roman" w:eastAsia="Times New Roman" w:hAnsi="Times New Roman"/>
           <w:i/>
           <w:sz w:val="28"/>
         </w:rPr>
@@ -91,12 +92,12 @@
     </w:p>
     <w:p>
       <w:pPr>
-        <w:spacing/>
+        <w:spacing w:before="120" w:after="120" w:line="240" w:lineRule="auto"/>
+        <w:jc w:val="both"/>
         <w:rPr>
           <w:rFonts w:ascii="Times New Roman" w:hAnsi="Times New Roman" w:cs="Times New Roman"/>
           <w:i/>
           <w:iCs/>
-          <w:color w:val="auto"/>
           <w:sz w:val="28"/>
           <w:szCs w:val="28"/>
           <w:lang w:val="en-US"/>
@@ -104,7 +105,7 @@
       </w:pPr>
       <w:r>
         <w:rPr>
-          <w:rFonts w:ascii="Times New Roman" w:hAnsi="Times New Roman" w:eastAsia="Times New Roman"/>
+          <w:rFonts w:ascii="Times New Roman" w:eastAsia="Times New Roman" w:hAnsi="Times New Roman"/>
           <w:i/>
           <w:sz w:val="28"/>
         </w:rPr>
@@ -113,12 +114,12 @@
     </w:p>
     <w:p>
       <w:pPr>
-        <w:spacing/>
+        <w:spacing w:before="120" w:after="120" w:line="240" w:lineRule="auto"/>
+        <w:jc w:val="both"/>
         <w:rPr>
           <w:rFonts w:ascii="Times New Roman" w:hAnsi="Times New Roman" w:cs="Times New Roman"/>
           <w:i/>
           <w:iCs/>
-          <w:color w:val="auto"/>
           <w:sz w:val="28"/>
           <w:szCs w:val="28"/>
           <w:lang w:val="en-US"/>
@@ -126,7 +127,7 @@
       </w:pPr>
       <w:r>
         <w:rPr>
-          <w:rFonts w:ascii="Times New Roman" w:hAnsi="Times New Roman" w:eastAsia="Times New Roman"/>
+          <w:rFonts w:ascii="Times New Roman" w:eastAsia="Times New Roman" w:hAnsi="Times New Roman"/>
           <w:i/>
           <w:sz w:val="28"/>
         </w:rPr>
@@ -135,12 +136,12 @@
     </w:p>
     <w:p>
       <w:pPr>
-        <w:spacing/>
+        <w:spacing w:before="120" w:after="120" w:line="240" w:lineRule="auto"/>
+        <w:jc w:val="both"/>
         <w:rPr>
           <w:rFonts w:ascii="Times New Roman" w:hAnsi="Times New Roman" w:cs="Times New Roman"/>
           <w:i/>
           <w:iCs/>
-          <w:color w:val="auto"/>
           <w:sz w:val="28"/>
           <w:szCs w:val="28"/>
           <w:lang w:val="en-US"/>
@@ -148,7 +149,7 @@
       </w:pPr>
       <w:r>
         <w:rPr>
-          <w:rFonts w:ascii="Times New Roman" w:hAnsi="Times New Roman" w:eastAsia="Times New Roman"/>
+          <w:rFonts w:ascii="Times New Roman" w:eastAsia="Times New Roman" w:hAnsi="Times New Roman"/>
           <w:i/>
           <w:sz w:val="28"/>
         </w:rPr>
@@ -157,12 +158,12 @@
     </w:p>
     <w:p>
       <w:pPr>
-        <w:spacing/>
+        <w:spacing w:before="120" w:after="120" w:line="240" w:lineRule="auto"/>
+        <w:jc w:val="both"/>
         <w:rPr>
           <w:rFonts w:ascii="Times New Roman" w:hAnsi="Times New Roman" w:cs="Times New Roman"/>
           <w:i/>
           <w:iCs/>
-          <w:color w:val="auto"/>
           <w:sz w:val="28"/>
           <w:szCs w:val="28"/>
           <w:lang w:val="en-US"/>
@@ -170,7 +171,7 @@
       </w:pPr>
       <w:r>
         <w:rPr>
-          <w:rFonts w:ascii="Times New Roman" w:hAnsi="Times New Roman" w:eastAsia="Times New Roman"/>
+          <w:rFonts w:ascii="Times New Roman" w:eastAsia="Times New Roman" w:hAnsi="Times New Roman"/>
           <w:i/>
           <w:sz w:val="28"/>
         </w:rPr>
@@ -179,12 +180,12 @@
     </w:p>
     <w:p>
       <w:pPr>
-        <w:spacing/>
+        <w:spacing w:before="120" w:after="120" w:line="240" w:lineRule="auto"/>
+        <w:jc w:val="both"/>
         <w:rPr>
           <w:rFonts w:ascii="Times New Roman" w:hAnsi="Times New Roman" w:cs="Times New Roman"/>
           <w:i/>
           <w:iCs/>
-          <w:color w:val="auto"/>
           <w:sz w:val="28"/>
           <w:szCs w:val="28"/>
           <w:lang w:val="en-US"/>
@@ -192,7 +193,7 @@
       </w:pPr>
       <w:r>
         <w:rPr>
-          <w:rFonts w:ascii="Times New Roman" w:hAnsi="Times New Roman" w:eastAsia="Times New Roman"/>
+          <w:rFonts w:ascii="Times New Roman" w:eastAsia="Times New Roman" w:hAnsi="Times New Roman"/>
           <w:i/>
           <w:sz w:val="28"/>
         </w:rPr>
@@ -201,12 +202,12 @@
     </w:p>
     <w:p>
       <w:pPr>
-        <w:spacing/>
+        <w:spacing w:before="120" w:after="120" w:line="240" w:lineRule="auto"/>
+        <w:jc w:val="both"/>
         <w:rPr>
           <w:rFonts w:ascii="Times New Roman" w:hAnsi="Times New Roman" w:cs="Times New Roman"/>
           <w:i/>
           <w:iCs/>
-          <w:color w:val="auto"/>
           <w:sz w:val="28"/>
           <w:szCs w:val="28"/>
           <w:lang w:val="en-US"/>
@@ -214,7 +215,7 @@
       </w:pPr>
       <w:r>
         <w:rPr>
-          <w:rFonts w:ascii="Times New Roman" w:hAnsi="Times New Roman" w:eastAsia="Times New Roman"/>
+          <w:rFonts w:ascii="Times New Roman" w:eastAsia="Times New Roman" w:hAnsi="Times New Roman"/>
           <w:i/>
           <w:sz w:val="28"/>
         </w:rPr>
@@ -223,12 +224,12 @@
     </w:p>
     <w:p>
       <w:pPr>
-        <w:spacing/>
+        <w:spacing w:before="120" w:after="120" w:line="240" w:lineRule="auto"/>
+        <w:jc w:val="both"/>
         <w:rPr>
           <w:rFonts w:ascii="Times New Roman" w:hAnsi="Times New Roman" w:cs="Times New Roman"/>
           <w:i/>
           <w:iCs/>
-          <w:color w:val="auto"/>
           <w:sz w:val="28"/>
           <w:szCs w:val="28"/>
           <w:lang w:val="en-US"/>
@@ -236,7 +237,7 @@
       </w:pPr>
       <w:r>
         <w:rPr>
-          <w:rFonts w:ascii="Times New Roman" w:hAnsi="Times New Roman" w:eastAsia="Times New Roman"/>
+          <w:rFonts w:ascii="Times New Roman" w:eastAsia="Times New Roman" w:hAnsi="Times New Roman"/>
           <w:i/>
           <w:sz w:val="28"/>
         </w:rPr>
@@ -245,33 +246,41 @@
     </w:p>
     <w:p>
       <w:pPr>
-        <w:keepNext w:val="0"/>
-        <w:keepLines w:val="0"/>
-        <w:spacing/>
-        <w:rPr>
-          <w:rFonts w:ascii="Times New Roman" w:hAnsi="Times New Roman" w:cs="Times New Roman"/>
+        <w:spacing w:before="120" w:after="120" w:line="240" w:lineRule="auto"/>
+        <w:jc w:val="both"/>
+        <w:rPr>
+          <w:rFonts w:ascii="Times New Roman" w:eastAsia="Times New Roman" w:hAnsi="Times New Roman"/>
           <w:i/>
+          <w:sz w:val="28"/>
+          <w:lang w:val="en-US"/>
+        </w:rPr>
+      </w:pPr>
+      <w:r>
+        <w:rPr>
+          <w:rFonts w:ascii="Times New Roman" w:eastAsia="Times New Roman" w:hAnsi="Times New Roman"/>
+          <w:i/>
+          <w:sz w:val="28"/>
+        </w:rPr>
+        <w:t>10. Nghệ thuật thương lượng nâng cao (10 prompt): Chiến lược đàm phán hợp đồng quốc tế , độc quyền phân phối, và xử lý điều khoản bảo mật dữ liệu.</w:t>
+      </w:r>
+    </w:p>
+    <w:p>
+      <w:pPr>
+        <w:spacing w:before="120" w:after="120" w:line="240" w:lineRule="auto"/>
+        <w:jc w:val="both"/>
+        <w:rPr>
+          <w:rFonts w:ascii="Times New Roman" w:hAnsi="Times New Roman" w:cs="Times New Roman"/>
           <w:iCs/>
-          <w:color w:val="auto"/>
           <w:sz w:val="28"/>
           <w:szCs w:val="28"/>
           <w:lang w:val="en-US"/>
         </w:rPr>
       </w:pPr>
-      <w:r>
-        <w:rPr>
-          <w:rFonts w:ascii="Times New Roman" w:hAnsi="Times New Roman" w:eastAsia="Times New Roman"/>
-          <w:i/>
-          <w:sz w:val="28"/>
-        </w:rPr>
-        <w:t>10. Nghệ thuật thương lượng nâng cao (10 prompt): Chiến lược đàm phán hợp đồng quốc tế , độc quyền phân phối, và xử lý điều khoản bảo mật dữ liệu.</w:t>
-      </w:r>
-    </w:p>
-    <w:p>
-      <w:pPr>
-        <w:keepNext w:val="0"/>
-        <w:keepLines w:val="0"/>
-        <w:spacing/>
+    </w:p>
+    <w:p>
+      <w:pPr>
+        <w:spacing w:before="120" w:after="120" w:line="240" w:lineRule="auto"/>
+        <w:jc w:val="both"/>
         <w:rPr>
           <w:rFonts w:ascii="Times New Roman" w:hAnsi="Times New Roman" w:cs="Times New Roman"/>
           <w:b/>
@@ -282,7 +291,7 @@
       </w:pPr>
       <w:r>
         <w:rPr>
-          <w:rFonts w:ascii="Times New Roman" w:hAnsi="Times New Roman" w:eastAsia="Times New Roman"/>
+          <w:rFonts w:ascii="Times New Roman" w:eastAsia="Times New Roman" w:hAnsi="Times New Roman"/>
           <w:b/>
           <w:sz w:val="28"/>
         </w:rPr>
@@ -291,17 +300,18 @@
     </w:p>
     <w:p>
       <w:pPr>
-        <w:spacing/>
-        <w:ind w:left="620" w:hanging="360"/>
-        <w:rPr>
-          <w:rFonts w:ascii="Times New Roman" w:hAnsi="Times New Roman" w:cs="Times New Roman"/>
-          <w:sz w:val="28"/>
-          <w:szCs w:val="28"/>
-        </w:rPr>
-      </w:pPr>
-      <w:r>
-        <w:rPr>
-          <w:rFonts w:ascii="Times New Roman" w:hAnsi="Times New Roman" w:eastAsia="Times New Roman"/>
+        <w:spacing w:before="120" w:after="120" w:line="240" w:lineRule="auto"/>
+        <w:ind w:left="620" w:hanging="360"/>
+        <w:jc w:val="both"/>
+        <w:rPr>
+          <w:rFonts w:ascii="Times New Roman" w:hAnsi="Times New Roman" w:cs="Times New Roman"/>
+          <w:sz w:val="28"/>
+          <w:szCs w:val="28"/>
+        </w:rPr>
+      </w:pPr>
+      <w:r>
+        <w:rPr>
+          <w:rFonts w:ascii="Times New Roman" w:eastAsia="Times New Roman" w:hAnsi="Times New Roman"/>
           <w:sz w:val="28"/>
         </w:rPr>
         <w:t>1.  Hãy viết kịch bản chốt sale trực tiếp cho SP/DV = [___], sử dụng mô hình SPIN Selling và bao gồm cách xử lý 5 phản đối thường gặp.</w:t>
@@ -309,17 +319,18 @@
     </w:p>
     <w:p>
       <w:pPr>
-        <w:spacing/>
-        <w:ind w:left="620" w:hanging="360"/>
-        <w:rPr>
-          <w:rFonts w:ascii="Times New Roman" w:hAnsi="Times New Roman" w:cs="Times New Roman"/>
-          <w:sz w:val="28"/>
-          <w:szCs w:val="28"/>
-        </w:rPr>
-      </w:pPr>
-      <w:r>
-        <w:rPr>
-          <w:rFonts w:ascii="Times New Roman" w:hAnsi="Times New Roman" w:eastAsia="Times New Roman"/>
+        <w:spacing w:before="120" w:after="120" w:line="240" w:lineRule="auto"/>
+        <w:ind w:left="620" w:hanging="360"/>
+        <w:jc w:val="both"/>
+        <w:rPr>
+          <w:rFonts w:ascii="Times New Roman" w:hAnsi="Times New Roman" w:cs="Times New Roman"/>
+          <w:sz w:val="28"/>
+          <w:szCs w:val="28"/>
+        </w:rPr>
+      </w:pPr>
+      <w:r>
+        <w:rPr>
+          <w:rFonts w:ascii="Times New Roman" w:eastAsia="Times New Roman" w:hAnsi="Times New Roman"/>
           <w:sz w:val="28"/>
         </w:rPr>
         <w:t>2.  Soạn kịch bản gọi điện thoại chốt khách hàng tiềm năng mua SP/DV = [___], với thời lượng dưới 5 phút.</w:t>
@@ -327,17 +338,18 @@
     </w:p>
     <w:p>
       <w:pPr>
-        <w:spacing/>
-        <w:ind w:left="620" w:hanging="360"/>
-        <w:rPr>
-          <w:rFonts w:ascii="Times New Roman" w:hAnsi="Times New Roman" w:cs="Times New Roman"/>
-          <w:sz w:val="28"/>
-          <w:szCs w:val="28"/>
-        </w:rPr>
-      </w:pPr>
-      <w:r>
-        <w:rPr>
-          <w:rFonts w:ascii="Times New Roman" w:hAnsi="Times New Roman" w:eastAsia="Times New Roman"/>
+        <w:spacing w:before="120" w:after="120" w:line="240" w:lineRule="auto"/>
+        <w:ind w:left="620" w:hanging="360"/>
+        <w:jc w:val="both"/>
+        <w:rPr>
+          <w:rFonts w:ascii="Times New Roman" w:hAnsi="Times New Roman" w:cs="Times New Roman"/>
+          <w:sz w:val="28"/>
+          <w:szCs w:val="28"/>
+        </w:rPr>
+      </w:pPr>
+      <w:r>
+        <w:rPr>
+          <w:rFonts w:ascii="Times New Roman" w:eastAsia="Times New Roman" w:hAnsi="Times New Roman"/>
           <w:sz w:val="28"/>
         </w:rPr>
         <w:t>3.  Hãy viết kịch bản bán hàng theo mô hình AIDA cho SP/DV = [___], áp dụng trong buổi gặp trực tiếp.</w:t>
@@ -345,17 +357,18 @@
     </w:p>
     <w:p>
       <w:pPr>
-        <w:spacing/>
-        <w:ind w:left="620" w:hanging="360"/>
-        <w:rPr>
-          <w:rFonts w:ascii="Times New Roman" w:hAnsi="Times New Roman" w:cs="Times New Roman"/>
-          <w:sz w:val="28"/>
-          <w:szCs w:val="28"/>
-        </w:rPr>
-      </w:pPr>
-      <w:r>
-        <w:rPr>
-          <w:rFonts w:ascii="Times New Roman" w:hAnsi="Times New Roman" w:eastAsia="Times New Roman"/>
+        <w:spacing w:before="120" w:after="120" w:line="240" w:lineRule="auto"/>
+        <w:ind w:left="620" w:hanging="360"/>
+        <w:jc w:val="both"/>
+        <w:rPr>
+          <w:rFonts w:ascii="Times New Roman" w:hAnsi="Times New Roman" w:cs="Times New Roman"/>
+          <w:sz w:val="28"/>
+          <w:szCs w:val="28"/>
+        </w:rPr>
+      </w:pPr>
+      <w:r>
+        <w:rPr>
+          <w:rFonts w:ascii="Times New Roman" w:eastAsia="Times New Roman" w:hAnsi="Times New Roman"/>
           <w:sz w:val="28"/>
         </w:rPr>
         <w:t>4.  Tạo bảng 10 câu hỏi khám phá nhu cầu khách hàng để dẫn dắt đến quyết định mua SP/DV = [___].</w:t>
@@ -363,17 +376,18 @@
     </w:p>
     <w:p>
       <w:pPr>
-        <w:spacing/>
-        <w:ind w:left="620" w:hanging="360"/>
-        <w:rPr>
-          <w:rFonts w:ascii="Times New Roman" w:hAnsi="Times New Roman" w:cs="Times New Roman"/>
-          <w:sz w:val="28"/>
-          <w:szCs w:val="28"/>
-        </w:rPr>
-      </w:pPr>
-      <w:r>
-        <w:rPr>
-          <w:rFonts w:ascii="Times New Roman" w:hAnsi="Times New Roman" w:eastAsia="Times New Roman"/>
+        <w:spacing w:before="120" w:after="120" w:line="240" w:lineRule="auto"/>
+        <w:ind w:left="620" w:hanging="360"/>
+        <w:jc w:val="both"/>
+        <w:rPr>
+          <w:rFonts w:ascii="Times New Roman" w:hAnsi="Times New Roman" w:cs="Times New Roman"/>
+          <w:sz w:val="28"/>
+          <w:szCs w:val="28"/>
+        </w:rPr>
+      </w:pPr>
+      <w:r>
+        <w:rPr>
+          <w:rFonts w:ascii="Times New Roman" w:eastAsia="Times New Roman" w:hAnsi="Times New Roman"/>
           <w:sz w:val="28"/>
         </w:rPr>
         <w:t>5.  Soạn email follow-up sau buổi gặp gỡ khách hàng về SP/DV = [___], khéo léo gợi ý hành động.</w:t>
@@ -381,17 +395,18 @@
     </w:p>
     <w:p>
       <w:pPr>
-        <w:spacing/>
-        <w:ind w:left="620" w:hanging="360"/>
-        <w:rPr>
-          <w:rFonts w:ascii="Times New Roman" w:hAnsi="Times New Roman" w:cs="Times New Roman"/>
-          <w:sz w:val="28"/>
-          <w:szCs w:val="28"/>
-        </w:rPr>
-      </w:pPr>
-      <w:r>
-        <w:rPr>
-          <w:rFonts w:ascii="Times New Roman" w:hAnsi="Times New Roman" w:eastAsia="Times New Roman"/>
+        <w:spacing w:before="120" w:after="120" w:line="240" w:lineRule="auto"/>
+        <w:ind w:left="620" w:hanging="360"/>
+        <w:jc w:val="both"/>
+        <w:rPr>
+          <w:rFonts w:ascii="Times New Roman" w:hAnsi="Times New Roman" w:cs="Times New Roman"/>
+          <w:sz w:val="28"/>
+          <w:szCs w:val="28"/>
+        </w:rPr>
+      </w:pPr>
+      <w:r>
+        <w:rPr>
+          <w:rFonts w:ascii="Times New Roman" w:eastAsia="Times New Roman" w:hAnsi="Times New Roman"/>
           <w:sz w:val="28"/>
         </w:rPr>
         <w:t>6.  Hãy viết kịch bản bán hàng online qua Zoom cho SP/DV = [___], bao gồm mở đầu – thuyết phục – chốt sale.</w:t>
@@ -399,35 +414,38 @@
     </w:p>
     <w:p>
       <w:pPr>
-        <w:spacing/>
-        <w:ind w:left="620" w:hanging="360"/>
-        <w:rPr>
-          <w:rFonts w:ascii="Times New Roman" w:hAnsi="Times New Roman" w:cs="Times New Roman"/>
-          <w:sz w:val="28"/>
-          <w:szCs w:val="28"/>
-        </w:rPr>
-      </w:pPr>
-      <w:r>
-        <w:rPr>
-          <w:rFonts w:ascii="Times New Roman" w:hAnsi="Times New Roman" w:eastAsia="Times New Roman"/>
-          <w:sz w:val="28"/>
-        </w:rPr>
+        <w:spacing w:before="120" w:after="120" w:line="240" w:lineRule="auto"/>
+        <w:ind w:left="620" w:hanging="360"/>
+        <w:jc w:val="both"/>
+        <w:rPr>
+          <w:rFonts w:ascii="Times New Roman" w:hAnsi="Times New Roman" w:cs="Times New Roman"/>
+          <w:sz w:val="28"/>
+          <w:szCs w:val="28"/>
+        </w:rPr>
+      </w:pPr>
+      <w:r>
+        <w:rPr>
+          <w:rFonts w:ascii="Times New Roman" w:eastAsia="Times New Roman" w:hAnsi="Times New Roman"/>
+          <w:sz w:val="28"/>
+        </w:rPr>
+        <w:lastRenderedPageBreak/>
         <w:t>7.  Soạn đoạn tin nhắn Zalo/WhatsApp follow-up khách hàng do dự về SP/DV = [___], vừa thân thiện vừa thúc đẩy quyết định.</w:t>
       </w:r>
     </w:p>
     <w:p>
       <w:pPr>
-        <w:spacing/>
-        <w:ind w:left="620" w:hanging="360"/>
-        <w:rPr>
-          <w:rFonts w:ascii="Times New Roman" w:hAnsi="Times New Roman" w:cs="Times New Roman"/>
-          <w:sz w:val="28"/>
-          <w:szCs w:val="28"/>
-        </w:rPr>
-      </w:pPr>
-      <w:r>
-        <w:rPr>
-          <w:rFonts w:ascii="Times New Roman" w:hAnsi="Times New Roman" w:eastAsia="Times New Roman"/>
+        <w:spacing w:before="120" w:after="120" w:line="240" w:lineRule="auto"/>
+        <w:ind w:left="620" w:hanging="360"/>
+        <w:jc w:val="both"/>
+        <w:rPr>
+          <w:rFonts w:ascii="Times New Roman" w:hAnsi="Times New Roman" w:cs="Times New Roman"/>
+          <w:sz w:val="28"/>
+          <w:szCs w:val="28"/>
+        </w:rPr>
+      </w:pPr>
+      <w:r>
+        <w:rPr>
+          <w:rFonts w:ascii="Times New Roman" w:eastAsia="Times New Roman" w:hAnsi="Times New Roman"/>
           <w:sz w:val="28"/>
         </w:rPr>
         <w:t>8.  Viết kịch bản upsell khách hàng đã mua gói cơ bản của SP/DV = [___], nâng cấp lên gói cao cấp.</w:t>
@@ -435,17 +453,18 @@
     </w:p>
     <w:p>
       <w:pPr>
-        <w:spacing/>
-        <w:ind w:left="620" w:hanging="360"/>
-        <w:rPr>
-          <w:rFonts w:ascii="Times New Roman" w:hAnsi="Times New Roman" w:cs="Times New Roman"/>
-          <w:sz w:val="28"/>
-          <w:szCs w:val="28"/>
-        </w:rPr>
-      </w:pPr>
-      <w:r>
-        <w:rPr>
-          <w:rFonts w:ascii="Times New Roman" w:hAnsi="Times New Roman" w:eastAsia="Times New Roman"/>
+        <w:spacing w:before="120" w:after="120" w:line="240" w:lineRule="auto"/>
+        <w:ind w:left="620" w:hanging="360"/>
+        <w:jc w:val="both"/>
+        <w:rPr>
+          <w:rFonts w:ascii="Times New Roman" w:hAnsi="Times New Roman" w:cs="Times New Roman"/>
+          <w:sz w:val="28"/>
+          <w:szCs w:val="28"/>
+        </w:rPr>
+      </w:pPr>
+      <w:r>
+        <w:rPr>
+          <w:rFonts w:ascii="Times New Roman" w:eastAsia="Times New Roman" w:hAnsi="Times New Roman"/>
           <w:sz w:val="28"/>
         </w:rPr>
         <w:t>9.  Hãy viết 10 mẫu câu chốt sale sáng tạo cho khách hàng mua SP/DV = [___] ngay tại điểm bán.</w:t>
@@ -453,17 +472,18 @@
     </w:p>
     <w:p>
       <w:pPr>
-        <w:spacing/>
-        <w:ind w:left="620" w:hanging="360"/>
-        <w:rPr>
-          <w:rFonts w:ascii="Times New Roman" w:hAnsi="Times New Roman" w:cs="Times New Roman"/>
-          <w:sz w:val="28"/>
-          <w:szCs w:val="28"/>
-        </w:rPr>
-      </w:pPr>
-      <w:r>
-        <w:rPr>
-          <w:rFonts w:ascii="Times New Roman" w:hAnsi="Times New Roman" w:eastAsia="Times New Roman"/>
+        <w:spacing w:before="120" w:after="120" w:line="240" w:lineRule="auto"/>
+        <w:ind w:left="620" w:hanging="360"/>
+        <w:jc w:val="both"/>
+        <w:rPr>
+          <w:rFonts w:ascii="Times New Roman" w:hAnsi="Times New Roman" w:cs="Times New Roman"/>
+          <w:sz w:val="28"/>
+          <w:szCs w:val="28"/>
+        </w:rPr>
+      </w:pPr>
+      <w:r>
+        <w:rPr>
+          <w:rFonts w:ascii="Times New Roman" w:eastAsia="Times New Roman" w:hAnsi="Times New Roman"/>
           <w:sz w:val="28"/>
         </w:rPr>
         <w:t>10.Soạn bài thuyết trình bán hàng 5 phút cho SP/DV = [___], trình bày trước ban lãnh đạo doanh nghiệp.</w:t>
@@ -471,9 +491,8 @@
     </w:p>
     <w:p>
       <w:pPr>
-        <w:keepNext w:val="0"/>
-        <w:keepLines w:val="0"/>
-        <w:spacing/>
+        <w:spacing w:before="120" w:after="120" w:line="240" w:lineRule="auto"/>
+        <w:jc w:val="both"/>
         <w:rPr>
           <w:rFonts w:ascii="Times New Roman" w:hAnsi="Times New Roman" w:cs="Times New Roman"/>
           <w:b/>
@@ -484,7 +503,7 @@
       </w:pPr>
       <w:r>
         <w:rPr>
-          <w:rFonts w:ascii="Times New Roman" w:hAnsi="Times New Roman" w:eastAsia="Times New Roman"/>
+          <w:rFonts w:ascii="Times New Roman" w:eastAsia="Times New Roman" w:hAnsi="Times New Roman"/>
           <w:b/>
           <w:sz w:val="28"/>
         </w:rPr>
@@ -493,17 +512,18 @@
     </w:p>
     <w:p>
       <w:pPr>
-        <w:spacing/>
-        <w:ind w:left="620" w:hanging="360"/>
-        <w:rPr>
-          <w:rFonts w:ascii="Times New Roman" w:hAnsi="Times New Roman" w:cs="Times New Roman"/>
-          <w:sz w:val="28"/>
-          <w:szCs w:val="28"/>
-        </w:rPr>
-      </w:pPr>
-      <w:r>
-        <w:rPr>
-          <w:rFonts w:ascii="Times New Roman" w:hAnsi="Times New Roman" w:eastAsia="Times New Roman"/>
+        <w:spacing w:before="120" w:after="120" w:line="240" w:lineRule="auto"/>
+        <w:ind w:left="620" w:hanging="360"/>
+        <w:jc w:val="both"/>
+        <w:rPr>
+          <w:rFonts w:ascii="Times New Roman" w:hAnsi="Times New Roman" w:cs="Times New Roman"/>
+          <w:sz w:val="28"/>
+          <w:szCs w:val="28"/>
+        </w:rPr>
+      </w:pPr>
+      <w:r>
+        <w:rPr>
+          <w:rFonts w:ascii="Times New Roman" w:eastAsia="Times New Roman" w:hAnsi="Times New Roman"/>
           <w:sz w:val="28"/>
         </w:rPr>
         <w:t>1.  Hãy viết kịch bản trả lời khi khách hàng nói “Giá quá cao” khi mua SP/DV = [___].</w:t>
@@ -511,17 +531,18 @@
     </w:p>
     <w:p>
       <w:pPr>
-        <w:spacing/>
-        <w:ind w:left="620" w:hanging="360"/>
-        <w:rPr>
-          <w:rFonts w:ascii="Times New Roman" w:hAnsi="Times New Roman" w:cs="Times New Roman"/>
-          <w:sz w:val="28"/>
-          <w:szCs w:val="28"/>
-        </w:rPr>
-      </w:pPr>
-      <w:r>
-        <w:rPr>
-          <w:rFonts w:ascii="Times New Roman" w:hAnsi="Times New Roman" w:eastAsia="Times New Roman"/>
+        <w:spacing w:before="120" w:after="120" w:line="240" w:lineRule="auto"/>
+        <w:ind w:left="620" w:hanging="360"/>
+        <w:jc w:val="both"/>
+        <w:rPr>
+          <w:rFonts w:ascii="Times New Roman" w:hAnsi="Times New Roman" w:cs="Times New Roman"/>
+          <w:sz w:val="28"/>
+          <w:szCs w:val="28"/>
+        </w:rPr>
+      </w:pPr>
+      <w:r>
+        <w:rPr>
+          <w:rFonts w:ascii="Times New Roman" w:eastAsia="Times New Roman" w:hAnsi="Times New Roman"/>
           <w:sz w:val="28"/>
         </w:rPr>
         <w:t>2.  Soạn kịch bản xử lý phản đối “Tôi cần suy nghĩ thêm” trong quá trình bán SP/DV = [___].</w:t>
@@ -529,17 +550,18 @@
     </w:p>
     <w:p>
       <w:pPr>
-        <w:spacing/>
-        <w:ind w:left="620" w:hanging="360"/>
-        <w:rPr>
-          <w:rFonts w:ascii="Times New Roman" w:hAnsi="Times New Roman" w:cs="Times New Roman"/>
-          <w:sz w:val="28"/>
-          <w:szCs w:val="28"/>
-        </w:rPr>
-      </w:pPr>
-      <w:r>
-        <w:rPr>
-          <w:rFonts w:ascii="Times New Roman" w:hAnsi="Times New Roman" w:eastAsia="Times New Roman"/>
+        <w:spacing w:before="120" w:after="120" w:line="240" w:lineRule="auto"/>
+        <w:ind w:left="620" w:hanging="360"/>
+        <w:jc w:val="both"/>
+        <w:rPr>
+          <w:rFonts w:ascii="Times New Roman" w:hAnsi="Times New Roman" w:cs="Times New Roman"/>
+          <w:sz w:val="28"/>
+          <w:szCs w:val="28"/>
+        </w:rPr>
+      </w:pPr>
+      <w:r>
+        <w:rPr>
+          <w:rFonts w:ascii="Times New Roman" w:eastAsia="Times New Roman" w:hAnsi="Times New Roman"/>
           <w:sz w:val="28"/>
         </w:rPr>
         <w:t>3.  Viết câu trả lời thuyết phục khi khách hàng nói “Tôi đã có đối tác khác” với SP/DV = [___].</w:t>
@@ -547,17 +569,18 @@
     </w:p>
     <w:p>
       <w:pPr>
-        <w:spacing/>
-        <w:ind w:left="620" w:hanging="360"/>
-        <w:rPr>
-          <w:rFonts w:ascii="Times New Roman" w:hAnsi="Times New Roman" w:cs="Times New Roman"/>
-          <w:sz w:val="28"/>
-          <w:szCs w:val="28"/>
-        </w:rPr>
-      </w:pPr>
-      <w:r>
-        <w:rPr>
-          <w:rFonts w:ascii="Times New Roman" w:hAnsi="Times New Roman" w:eastAsia="Times New Roman"/>
+        <w:spacing w:before="120" w:after="120" w:line="240" w:lineRule="auto"/>
+        <w:ind w:left="620" w:hanging="360"/>
+        <w:jc w:val="both"/>
+        <w:rPr>
+          <w:rFonts w:ascii="Times New Roman" w:hAnsi="Times New Roman" w:cs="Times New Roman"/>
+          <w:sz w:val="28"/>
+          <w:szCs w:val="28"/>
+        </w:rPr>
+      </w:pPr>
+      <w:r>
+        <w:rPr>
+          <w:rFonts w:ascii="Times New Roman" w:eastAsia="Times New Roman" w:hAnsi="Times New Roman"/>
           <w:sz w:val="28"/>
         </w:rPr>
         <w:t>4.  Hãy tạo bảng gồm 10 phản đối phổ biến và cách xử lý tương ứng khi bán SP/DV = [___].</w:t>
@@ -565,17 +588,18 @@
     </w:p>
     <w:p>
       <w:pPr>
-        <w:spacing/>
-        <w:ind w:left="620" w:hanging="360"/>
-        <w:rPr>
-          <w:rFonts w:ascii="Times New Roman" w:hAnsi="Times New Roman" w:cs="Times New Roman"/>
-          <w:sz w:val="28"/>
-          <w:szCs w:val="28"/>
-        </w:rPr>
-      </w:pPr>
-      <w:r>
-        <w:rPr>
-          <w:rFonts w:ascii="Times New Roman" w:hAnsi="Times New Roman" w:eastAsia="Times New Roman"/>
+        <w:spacing w:before="120" w:after="120" w:line="240" w:lineRule="auto"/>
+        <w:ind w:left="620" w:hanging="360"/>
+        <w:jc w:val="both"/>
+        <w:rPr>
+          <w:rFonts w:ascii="Times New Roman" w:hAnsi="Times New Roman" w:cs="Times New Roman"/>
+          <w:sz w:val="28"/>
+          <w:szCs w:val="28"/>
+        </w:rPr>
+      </w:pPr>
+      <w:r>
+        <w:rPr>
+          <w:rFonts w:ascii="Times New Roman" w:eastAsia="Times New Roman" w:hAnsi="Times New Roman"/>
           <w:sz w:val="28"/>
         </w:rPr>
         <w:t>5.  Viết kịch bản xử lý phản đối “Tôi không tin sản phẩm này hiệu quả” với SP/DV = [___].</w:t>
@@ -583,17 +607,18 @@
     </w:p>
     <w:p>
       <w:pPr>
-        <w:spacing/>
-        <w:ind w:left="620" w:hanging="360"/>
-        <w:rPr>
-          <w:rFonts w:ascii="Times New Roman" w:hAnsi="Times New Roman" w:cs="Times New Roman"/>
-          <w:sz w:val="28"/>
-          <w:szCs w:val="28"/>
-        </w:rPr>
-      </w:pPr>
-      <w:r>
-        <w:rPr>
-          <w:rFonts w:ascii="Times New Roman" w:hAnsi="Times New Roman" w:eastAsia="Times New Roman"/>
+        <w:spacing w:before="120" w:after="120" w:line="240" w:lineRule="auto"/>
+        <w:ind w:left="620" w:hanging="360"/>
+        <w:jc w:val="both"/>
+        <w:rPr>
+          <w:rFonts w:ascii="Times New Roman" w:hAnsi="Times New Roman" w:cs="Times New Roman"/>
+          <w:sz w:val="28"/>
+          <w:szCs w:val="28"/>
+        </w:rPr>
+      </w:pPr>
+      <w:r>
+        <w:rPr>
+          <w:rFonts w:ascii="Times New Roman" w:eastAsia="Times New Roman" w:hAnsi="Times New Roman"/>
           <w:sz w:val="28"/>
         </w:rPr>
         <w:t>6.  Soạn kịch bản phản ứng nhanh khi khách hàng so sánh giá SP/DV = [___] với đối thủ rẻ hơn.</w:t>
@@ -601,17 +626,18 @@
     </w:p>
     <w:p>
       <w:pPr>
-        <w:spacing/>
-        <w:ind w:left="620" w:hanging="360"/>
-        <w:rPr>
-          <w:rFonts w:ascii="Times New Roman" w:hAnsi="Times New Roman" w:cs="Times New Roman"/>
-          <w:sz w:val="28"/>
-          <w:szCs w:val="28"/>
-        </w:rPr>
-      </w:pPr>
-      <w:r>
-        <w:rPr>
-          <w:rFonts w:ascii="Times New Roman" w:hAnsi="Times New Roman" w:eastAsia="Times New Roman"/>
+        <w:spacing w:before="120" w:after="120" w:line="240" w:lineRule="auto"/>
+        <w:ind w:left="620" w:hanging="360"/>
+        <w:jc w:val="both"/>
+        <w:rPr>
+          <w:rFonts w:ascii="Times New Roman" w:hAnsi="Times New Roman" w:cs="Times New Roman"/>
+          <w:sz w:val="28"/>
+          <w:szCs w:val="28"/>
+        </w:rPr>
+      </w:pPr>
+      <w:r>
+        <w:rPr>
+          <w:rFonts w:ascii="Times New Roman" w:eastAsia="Times New Roman" w:hAnsi="Times New Roman"/>
           <w:sz w:val="28"/>
         </w:rPr>
         <w:t>7.  Viết kịch bản thuyết phục khi khách hàng nghi ngờ về bảo hành của SP/DV = [___].</w:t>
@@ -619,17 +645,18 @@
     </w:p>
     <w:p>
       <w:pPr>
-        <w:spacing/>
-        <w:ind w:left="620" w:hanging="360"/>
-        <w:rPr>
-          <w:rFonts w:ascii="Times New Roman" w:hAnsi="Times New Roman" w:cs="Times New Roman"/>
-          <w:sz w:val="28"/>
-          <w:szCs w:val="28"/>
-        </w:rPr>
-      </w:pPr>
-      <w:r>
-        <w:rPr>
-          <w:rFonts w:ascii="Times New Roman" w:hAnsi="Times New Roman" w:eastAsia="Times New Roman"/>
+        <w:spacing w:before="120" w:after="120" w:line="240" w:lineRule="auto"/>
+        <w:ind w:left="620" w:hanging="360"/>
+        <w:jc w:val="both"/>
+        <w:rPr>
+          <w:rFonts w:ascii="Times New Roman" w:hAnsi="Times New Roman" w:cs="Times New Roman"/>
+          <w:sz w:val="28"/>
+          <w:szCs w:val="28"/>
+        </w:rPr>
+      </w:pPr>
+      <w:r>
+        <w:rPr>
+          <w:rFonts w:ascii="Times New Roman" w:eastAsia="Times New Roman" w:hAnsi="Times New Roman"/>
           <w:sz w:val="28"/>
         </w:rPr>
         <w:t>8.  Hãy viết đoạn hội thoại xử lý phản đối “Tôi không có ngân sách” khi mua SP/DV = [___].</w:t>
@@ -637,17 +664,18 @@
     </w:p>
     <w:p>
       <w:pPr>
-        <w:spacing/>
-        <w:ind w:left="620" w:hanging="360"/>
-        <w:rPr>
-          <w:rFonts w:ascii="Times New Roman" w:hAnsi="Times New Roman" w:cs="Times New Roman"/>
-          <w:sz w:val="28"/>
-          <w:szCs w:val="28"/>
-        </w:rPr>
-      </w:pPr>
-      <w:r>
-        <w:rPr>
-          <w:rFonts w:ascii="Times New Roman" w:hAnsi="Times New Roman" w:eastAsia="Times New Roman"/>
+        <w:spacing w:before="120" w:after="120" w:line="240" w:lineRule="auto"/>
+        <w:ind w:left="620" w:hanging="360"/>
+        <w:jc w:val="both"/>
+        <w:rPr>
+          <w:rFonts w:ascii="Times New Roman" w:hAnsi="Times New Roman" w:cs="Times New Roman"/>
+          <w:sz w:val="28"/>
+          <w:szCs w:val="28"/>
+        </w:rPr>
+      </w:pPr>
+      <w:r>
+        <w:rPr>
+          <w:rFonts w:ascii="Times New Roman" w:eastAsia="Times New Roman" w:hAnsi="Times New Roman"/>
           <w:sz w:val="28"/>
         </w:rPr>
         <w:t>9.  Soạn kịch bản trả lời khi khách hàng chê SP/DV = [___] phức tạp và khó dùng.</w:t>
@@ -655,17 +683,18 @@
     </w:p>
     <w:p>
       <w:pPr>
-        <w:spacing/>
-        <w:ind w:left="620" w:hanging="360"/>
-        <w:rPr>
-          <w:rFonts w:ascii="Times New Roman" w:hAnsi="Times New Roman" w:cs="Times New Roman"/>
-          <w:sz w:val="28"/>
-          <w:szCs w:val="28"/>
-        </w:rPr>
-      </w:pPr>
-      <w:r>
-        <w:rPr>
-          <w:rFonts w:ascii="Times New Roman" w:hAnsi="Times New Roman" w:eastAsia="Times New Roman"/>
+        <w:spacing w:before="120" w:after="120" w:line="240" w:lineRule="auto"/>
+        <w:ind w:left="620" w:hanging="360"/>
+        <w:jc w:val="both"/>
+        <w:rPr>
+          <w:rFonts w:ascii="Times New Roman" w:hAnsi="Times New Roman" w:cs="Times New Roman"/>
+          <w:sz w:val="28"/>
+          <w:szCs w:val="28"/>
+        </w:rPr>
+      </w:pPr>
+      <w:r>
+        <w:rPr>
+          <w:rFonts w:ascii="Times New Roman" w:eastAsia="Times New Roman" w:hAnsi="Times New Roman"/>
           <w:sz w:val="28"/>
         </w:rPr>
         <w:t>10.Viết kịch bản biến phản đối thành cơ hội khi bán SP/DV = [___] cho khách hàng hoài nghi.</w:t>
@@ -673,9 +702,8 @@
     </w:p>
     <w:p>
       <w:pPr>
-        <w:keepNext w:val="0"/>
-        <w:keepLines w:val="0"/>
-        <w:spacing/>
+        <w:spacing w:before="120" w:after="120" w:line="240" w:lineRule="auto"/>
+        <w:jc w:val="both"/>
         <w:rPr>
           <w:rFonts w:ascii="Times New Roman" w:hAnsi="Times New Roman" w:cs="Times New Roman"/>
           <w:b/>
@@ -686,7 +714,7 @@
       </w:pPr>
       <w:r>
         <w:rPr>
-          <w:rFonts w:ascii="Times New Roman" w:hAnsi="Times New Roman" w:eastAsia="Times New Roman"/>
+          <w:rFonts w:ascii="Times New Roman" w:eastAsia="Times New Roman" w:hAnsi="Times New Roman"/>
           <w:b/>
           <w:sz w:val="28"/>
         </w:rPr>
@@ -695,17 +723,18 @@
     </w:p>
     <w:p>
       <w:pPr>
-        <w:spacing/>
-        <w:ind w:left="620" w:hanging="360"/>
-        <w:rPr>
-          <w:rFonts w:ascii="Times New Roman" w:hAnsi="Times New Roman" w:cs="Times New Roman"/>
-          <w:sz w:val="28"/>
-          <w:szCs w:val="28"/>
-        </w:rPr>
-      </w:pPr>
-      <w:r>
-        <w:rPr>
-          <w:rFonts w:ascii="Times New Roman" w:hAnsi="Times New Roman" w:eastAsia="Times New Roman"/>
+        <w:spacing w:before="120" w:after="120" w:line="240" w:lineRule="auto"/>
+        <w:ind w:left="620" w:hanging="360"/>
+        <w:jc w:val="both"/>
+        <w:rPr>
+          <w:rFonts w:ascii="Times New Roman" w:hAnsi="Times New Roman" w:cs="Times New Roman"/>
+          <w:sz w:val="28"/>
+          <w:szCs w:val="28"/>
+        </w:rPr>
+      </w:pPr>
+      <w:r>
+        <w:rPr>
+          <w:rFonts w:ascii="Times New Roman" w:eastAsia="Times New Roman" w:hAnsi="Times New Roman"/>
           <w:sz w:val="28"/>
         </w:rPr>
         <w:t>1.  Hãy viết bài diễn thuyết 3 phút để thuyết phục khách hàng tin tưởng và mua SP/DV = [___].</w:t>
@@ -713,17 +742,18 @@
     </w:p>
     <w:p>
       <w:pPr>
-        <w:spacing/>
-        <w:ind w:left="620" w:hanging="360"/>
-        <w:rPr>
-          <w:rFonts w:ascii="Times New Roman" w:hAnsi="Times New Roman" w:cs="Times New Roman"/>
-          <w:sz w:val="28"/>
-          <w:szCs w:val="28"/>
-        </w:rPr>
-      </w:pPr>
-      <w:r>
-        <w:rPr>
-          <w:rFonts w:ascii="Times New Roman" w:hAnsi="Times New Roman" w:eastAsia="Times New Roman"/>
+        <w:spacing w:before="120" w:after="120" w:line="240" w:lineRule="auto"/>
+        <w:ind w:left="620" w:hanging="360"/>
+        <w:jc w:val="both"/>
+        <w:rPr>
+          <w:rFonts w:ascii="Times New Roman" w:hAnsi="Times New Roman" w:cs="Times New Roman"/>
+          <w:sz w:val="28"/>
+          <w:szCs w:val="28"/>
+        </w:rPr>
+      </w:pPr>
+      <w:r>
+        <w:rPr>
+          <w:rFonts w:ascii="Times New Roman" w:eastAsia="Times New Roman" w:hAnsi="Times New Roman"/>
           <w:sz w:val="28"/>
         </w:rPr>
         <w:t>2.  Soạn kịch bản storytelling kể câu chuyện khách hàng thành công nhờ sử dụng SP/DV = [___].</w:t>
@@ -731,17 +761,18 @@
     </w:p>
     <w:p>
       <w:pPr>
-        <w:spacing/>
-        <w:ind w:left="620" w:hanging="360"/>
-        <w:rPr>
-          <w:rFonts w:ascii="Times New Roman" w:hAnsi="Times New Roman" w:cs="Times New Roman"/>
-          <w:sz w:val="28"/>
-          <w:szCs w:val="28"/>
-        </w:rPr>
-      </w:pPr>
-      <w:r>
-        <w:rPr>
-          <w:rFonts w:ascii="Times New Roman" w:hAnsi="Times New Roman" w:eastAsia="Times New Roman"/>
+        <w:spacing w:before="120" w:after="120" w:line="240" w:lineRule="auto"/>
+        <w:ind w:left="620" w:hanging="360"/>
+        <w:jc w:val="both"/>
+        <w:rPr>
+          <w:rFonts w:ascii="Times New Roman" w:hAnsi="Times New Roman" w:cs="Times New Roman"/>
+          <w:sz w:val="28"/>
+          <w:szCs w:val="28"/>
+        </w:rPr>
+      </w:pPr>
+      <w:r>
+        <w:rPr>
+          <w:rFonts w:ascii="Times New Roman" w:eastAsia="Times New Roman" w:hAnsi="Times New Roman"/>
           <w:sz w:val="28"/>
         </w:rPr>
         <w:t>3.  Viết bài viết 300 từ theo mô hình PAS (Problem – Agitation – Solution) để quảng bá SP/DV = [___].</w:t>
@@ -749,17 +780,18 @@
     </w:p>
     <w:p>
       <w:pPr>
-        <w:spacing/>
-        <w:ind w:left="620" w:hanging="360"/>
-        <w:rPr>
-          <w:rFonts w:ascii="Times New Roman" w:hAnsi="Times New Roman" w:cs="Times New Roman"/>
-          <w:sz w:val="28"/>
-          <w:szCs w:val="28"/>
-        </w:rPr>
-      </w:pPr>
-      <w:r>
-        <w:rPr>
-          <w:rFonts w:ascii="Times New Roman" w:hAnsi="Times New Roman" w:eastAsia="Times New Roman"/>
+        <w:spacing w:before="120" w:after="120" w:line="240" w:lineRule="auto"/>
+        <w:ind w:left="620" w:hanging="360"/>
+        <w:jc w:val="both"/>
+        <w:rPr>
+          <w:rFonts w:ascii="Times New Roman" w:hAnsi="Times New Roman" w:cs="Times New Roman"/>
+          <w:sz w:val="28"/>
+          <w:szCs w:val="28"/>
+        </w:rPr>
+      </w:pPr>
+      <w:r>
+        <w:rPr>
+          <w:rFonts w:ascii="Times New Roman" w:eastAsia="Times New Roman" w:hAnsi="Times New Roman"/>
           <w:sz w:val="28"/>
         </w:rPr>
         <w:t>4.  Hãy sáng tác 5 thông điệp bán hàng cảm xúc (emotional selling) cho SP/DV = [___].</w:t>
@@ -767,35 +799,38 @@
     </w:p>
     <w:p>
       <w:pPr>
-        <w:spacing/>
-        <w:ind w:left="620" w:hanging="360"/>
-        <w:rPr>
-          <w:rFonts w:ascii="Times New Roman" w:hAnsi="Times New Roman" w:cs="Times New Roman"/>
-          <w:sz w:val="28"/>
-          <w:szCs w:val="28"/>
-        </w:rPr>
-      </w:pPr>
-      <w:r>
-        <w:rPr>
-          <w:rFonts w:ascii="Times New Roman" w:hAnsi="Times New Roman" w:eastAsia="Times New Roman"/>
-          <w:sz w:val="28"/>
-        </w:rPr>
+        <w:spacing w:before="120" w:after="120" w:line="240" w:lineRule="auto"/>
+        <w:ind w:left="620" w:hanging="360"/>
+        <w:jc w:val="both"/>
+        <w:rPr>
+          <w:rFonts w:ascii="Times New Roman" w:hAnsi="Times New Roman" w:cs="Times New Roman"/>
+          <w:sz w:val="28"/>
+          <w:szCs w:val="28"/>
+        </w:rPr>
+      </w:pPr>
+      <w:r>
+        <w:rPr>
+          <w:rFonts w:ascii="Times New Roman" w:eastAsia="Times New Roman" w:hAnsi="Times New Roman"/>
+          <w:sz w:val="28"/>
+        </w:rPr>
+        <w:lastRenderedPageBreak/>
         <w:t>5.  Viết kịch bản thuyết phục khách hàng tổ chức mua số lượng lớn SP/DV = [___] cho nhân viên.</w:t>
       </w:r>
     </w:p>
     <w:p>
       <w:pPr>
-        <w:spacing/>
-        <w:ind w:left="620" w:hanging="360"/>
-        <w:rPr>
-          <w:rFonts w:ascii="Times New Roman" w:hAnsi="Times New Roman" w:cs="Times New Roman"/>
-          <w:sz w:val="28"/>
-          <w:szCs w:val="28"/>
-        </w:rPr>
-      </w:pPr>
-      <w:r>
-        <w:rPr>
-          <w:rFonts w:ascii="Times New Roman" w:hAnsi="Times New Roman" w:eastAsia="Times New Roman"/>
+        <w:spacing w:before="120" w:after="120" w:line="240" w:lineRule="auto"/>
+        <w:ind w:left="620" w:hanging="360"/>
+        <w:jc w:val="both"/>
+        <w:rPr>
+          <w:rFonts w:ascii="Times New Roman" w:hAnsi="Times New Roman" w:cs="Times New Roman"/>
+          <w:sz w:val="28"/>
+          <w:szCs w:val="28"/>
+        </w:rPr>
+      </w:pPr>
+      <w:r>
+        <w:rPr>
+          <w:rFonts w:ascii="Times New Roman" w:eastAsia="Times New Roman" w:hAnsi="Times New Roman"/>
           <w:sz w:val="28"/>
         </w:rPr>
         <w:t>6.  Soạn bài quảng cáo “giải pháp cuối cùng” cho khách hàng đang gặp vấn đề và cần SP/DV = [___].</w:t>
@@ -803,17 +838,18 @@
     </w:p>
     <w:p>
       <w:pPr>
-        <w:spacing/>
-        <w:ind w:left="620" w:hanging="360"/>
-        <w:rPr>
-          <w:rFonts w:ascii="Times New Roman" w:hAnsi="Times New Roman" w:cs="Times New Roman"/>
-          <w:sz w:val="28"/>
-          <w:szCs w:val="28"/>
-        </w:rPr>
-      </w:pPr>
-      <w:r>
-        <w:rPr>
-          <w:rFonts w:ascii="Times New Roman" w:hAnsi="Times New Roman" w:eastAsia="Times New Roman"/>
+        <w:spacing w:before="120" w:after="120" w:line="240" w:lineRule="auto"/>
+        <w:ind w:left="620" w:hanging="360"/>
+        <w:jc w:val="both"/>
+        <w:rPr>
+          <w:rFonts w:ascii="Times New Roman" w:hAnsi="Times New Roman" w:cs="Times New Roman"/>
+          <w:sz w:val="28"/>
+          <w:szCs w:val="28"/>
+        </w:rPr>
+      </w:pPr>
+      <w:r>
+        <w:rPr>
+          <w:rFonts w:ascii="Times New Roman" w:eastAsia="Times New Roman" w:hAnsi="Times New Roman"/>
           <w:sz w:val="28"/>
         </w:rPr>
         <w:t>7.  Viết kịch bản bán hàng dựa trên FOMO (sợ bỏ lỡ cơ hội) cho SP/DV = [___].</w:t>
@@ -821,17 +857,18 @@
     </w:p>
     <w:p>
       <w:pPr>
-        <w:spacing/>
-        <w:ind w:left="620" w:hanging="360"/>
-        <w:rPr>
-          <w:rFonts w:ascii="Times New Roman" w:hAnsi="Times New Roman" w:cs="Times New Roman"/>
-          <w:sz w:val="28"/>
-          <w:szCs w:val="28"/>
-        </w:rPr>
-      </w:pPr>
-      <w:r>
-        <w:rPr>
-          <w:rFonts w:ascii="Times New Roman" w:hAnsi="Times New Roman" w:eastAsia="Times New Roman"/>
+        <w:spacing w:before="120" w:after="120" w:line="240" w:lineRule="auto"/>
+        <w:ind w:left="620" w:hanging="360"/>
+        <w:jc w:val="both"/>
+        <w:rPr>
+          <w:rFonts w:ascii="Times New Roman" w:hAnsi="Times New Roman" w:cs="Times New Roman"/>
+          <w:sz w:val="28"/>
+          <w:szCs w:val="28"/>
+        </w:rPr>
+      </w:pPr>
+      <w:r>
+        <w:rPr>
+          <w:rFonts w:ascii="Times New Roman" w:eastAsia="Times New Roman" w:hAnsi="Times New Roman"/>
           <w:sz w:val="28"/>
         </w:rPr>
         <w:t>8.  Hãy viết đoạn giới thiệu “elevator pitch” 30 giây về SP/DV = [___].</w:t>
@@ -839,17 +876,18 @@
     </w:p>
     <w:p>
       <w:pPr>
-        <w:spacing/>
-        <w:ind w:left="620" w:hanging="360"/>
-        <w:rPr>
-          <w:rFonts w:ascii="Times New Roman" w:hAnsi="Times New Roman" w:cs="Times New Roman"/>
-          <w:sz w:val="28"/>
-          <w:szCs w:val="28"/>
-        </w:rPr>
-      </w:pPr>
-      <w:r>
-        <w:rPr>
-          <w:rFonts w:ascii="Times New Roman" w:hAnsi="Times New Roman" w:eastAsia="Times New Roman"/>
+        <w:spacing w:before="120" w:after="120" w:line="240" w:lineRule="auto"/>
+        <w:ind w:left="620" w:hanging="360"/>
+        <w:jc w:val="both"/>
+        <w:rPr>
+          <w:rFonts w:ascii="Times New Roman" w:hAnsi="Times New Roman" w:cs="Times New Roman"/>
+          <w:sz w:val="28"/>
+          <w:szCs w:val="28"/>
+        </w:rPr>
+      </w:pPr>
+      <w:r>
+        <w:rPr>
+          <w:rFonts w:ascii="Times New Roman" w:eastAsia="Times New Roman" w:hAnsi="Times New Roman"/>
           <w:sz w:val="28"/>
         </w:rPr>
         <w:t>9.  Viết kịch bản dùng social proof (bằng chứng xã hội) để tăng uy tín cho SP/DV = [___].</w:t>
@@ -857,17 +895,18 @@
     </w:p>
     <w:p>
       <w:pPr>
-        <w:spacing/>
-        <w:ind w:left="620" w:hanging="360"/>
-        <w:rPr>
-          <w:rFonts w:ascii="Times New Roman" w:hAnsi="Times New Roman" w:cs="Times New Roman"/>
-          <w:sz w:val="28"/>
-          <w:szCs w:val="28"/>
-        </w:rPr>
-      </w:pPr>
-      <w:r>
-        <w:rPr>
-          <w:rFonts w:ascii="Times New Roman" w:hAnsi="Times New Roman" w:eastAsia="Times New Roman"/>
+        <w:spacing w:before="120" w:after="120" w:line="240" w:lineRule="auto"/>
+        <w:ind w:left="620" w:hanging="360"/>
+        <w:jc w:val="both"/>
+        <w:rPr>
+          <w:rFonts w:ascii="Times New Roman" w:hAnsi="Times New Roman" w:cs="Times New Roman"/>
+          <w:sz w:val="28"/>
+          <w:szCs w:val="28"/>
+        </w:rPr>
+      </w:pPr>
+      <w:r>
+        <w:rPr>
+          <w:rFonts w:ascii="Times New Roman" w:eastAsia="Times New Roman" w:hAnsi="Times New Roman"/>
           <w:sz w:val="28"/>
         </w:rPr>
         <w:t>10.Soạn bài giới thiệu SP/DV = [___] dưới dạng câu chuyện truyền cảm hứng.</w:t>
@@ -875,9 +914,8 @@
     </w:p>
     <w:p>
       <w:pPr>
-        <w:keepNext w:val="0"/>
-        <w:keepLines w:val="0"/>
-        <w:spacing/>
+        <w:spacing w:before="120" w:after="120" w:line="240" w:lineRule="auto"/>
+        <w:jc w:val="both"/>
         <w:rPr>
           <w:rFonts w:ascii="Times New Roman" w:hAnsi="Times New Roman" w:cs="Times New Roman"/>
           <w:b/>
@@ -888,7 +926,7 @@
       </w:pPr>
       <w:r>
         <w:rPr>
-          <w:rFonts w:ascii="Times New Roman" w:hAnsi="Times New Roman" w:eastAsia="Times New Roman"/>
+          <w:rFonts w:ascii="Times New Roman" w:eastAsia="Times New Roman" w:hAnsi="Times New Roman"/>
           <w:b/>
           <w:sz w:val="28"/>
         </w:rPr>
@@ -897,17 +935,18 @@
     </w:p>
     <w:p>
       <w:pPr>
-        <w:spacing/>
-        <w:ind w:left="620" w:hanging="360"/>
-        <w:rPr>
-          <w:rFonts w:ascii="Times New Roman" w:hAnsi="Times New Roman" w:cs="Times New Roman"/>
-          <w:sz w:val="28"/>
-          <w:szCs w:val="28"/>
-        </w:rPr>
-      </w:pPr>
-      <w:r>
-        <w:rPr>
-          <w:rFonts w:ascii="Times New Roman" w:hAnsi="Times New Roman" w:eastAsia="Times New Roman"/>
+        <w:spacing w:before="120" w:after="120" w:line="240" w:lineRule="auto"/>
+        <w:ind w:left="620" w:hanging="360"/>
+        <w:jc w:val="both"/>
+        <w:rPr>
+          <w:rFonts w:ascii="Times New Roman" w:hAnsi="Times New Roman" w:cs="Times New Roman"/>
+          <w:sz w:val="28"/>
+          <w:szCs w:val="28"/>
+        </w:rPr>
+      </w:pPr>
+      <w:r>
+        <w:rPr>
+          <w:rFonts w:ascii="Times New Roman" w:eastAsia="Times New Roman" w:hAnsi="Times New Roman"/>
           <w:sz w:val="28"/>
         </w:rPr>
         <w:t>1.  Hãy viết kịch bản đàm phán khi khách hàng yêu cầu giảm 20% giá của SP/DV = [___].</w:t>
@@ -915,17 +954,18 @@
     </w:p>
     <w:p>
       <w:pPr>
-        <w:spacing/>
-        <w:ind w:left="620" w:hanging="360"/>
-        <w:rPr>
-          <w:rFonts w:ascii="Times New Roman" w:hAnsi="Times New Roman" w:cs="Times New Roman"/>
-          <w:sz w:val="28"/>
-          <w:szCs w:val="28"/>
-        </w:rPr>
-      </w:pPr>
-      <w:r>
-        <w:rPr>
-          <w:rFonts w:ascii="Times New Roman" w:hAnsi="Times New Roman" w:eastAsia="Times New Roman"/>
+        <w:spacing w:before="120" w:after="120" w:line="240" w:lineRule="auto"/>
+        <w:ind w:left="620" w:hanging="360"/>
+        <w:jc w:val="both"/>
+        <w:rPr>
+          <w:rFonts w:ascii="Times New Roman" w:hAnsi="Times New Roman" w:cs="Times New Roman"/>
+          <w:sz w:val="28"/>
+          <w:szCs w:val="28"/>
+        </w:rPr>
+      </w:pPr>
+      <w:r>
+        <w:rPr>
+          <w:rFonts w:ascii="Times New Roman" w:eastAsia="Times New Roman" w:hAnsi="Times New Roman"/>
           <w:sz w:val="28"/>
         </w:rPr>
         <w:t>2.  Soạn 3 kịch bản thương lượng win-win về giá khi bán SP/DV = [___] cho doanh nghiệp lớn.</w:t>
@@ -933,17 +973,18 @@
     </w:p>
     <w:p>
       <w:pPr>
-        <w:spacing/>
-        <w:ind w:left="620" w:hanging="360"/>
-        <w:rPr>
-          <w:rFonts w:ascii="Times New Roman" w:hAnsi="Times New Roman" w:cs="Times New Roman"/>
-          <w:sz w:val="28"/>
-          <w:szCs w:val="28"/>
-        </w:rPr>
-      </w:pPr>
-      <w:r>
-        <w:rPr>
-          <w:rFonts w:ascii="Times New Roman" w:hAnsi="Times New Roman" w:eastAsia="Times New Roman"/>
+        <w:spacing w:before="120" w:after="120" w:line="240" w:lineRule="auto"/>
+        <w:ind w:left="620" w:hanging="360"/>
+        <w:jc w:val="both"/>
+        <w:rPr>
+          <w:rFonts w:ascii="Times New Roman" w:hAnsi="Times New Roman" w:cs="Times New Roman"/>
+          <w:sz w:val="28"/>
+          <w:szCs w:val="28"/>
+        </w:rPr>
+      </w:pPr>
+      <w:r>
+        <w:rPr>
+          <w:rFonts w:ascii="Times New Roman" w:eastAsia="Times New Roman" w:hAnsi="Times New Roman"/>
           <w:sz w:val="28"/>
         </w:rPr>
         <w:t>3.  Viết kịch bản trả lời khi khách hàng muốn miễn phí thêm dịch vụ kèm theo SP/DV = [___].</w:t>
@@ -951,17 +992,18 @@
     </w:p>
     <w:p>
       <w:pPr>
-        <w:spacing/>
-        <w:ind w:left="620" w:hanging="360"/>
-        <w:rPr>
-          <w:rFonts w:ascii="Times New Roman" w:hAnsi="Times New Roman" w:cs="Times New Roman"/>
-          <w:sz w:val="28"/>
-          <w:szCs w:val="28"/>
-        </w:rPr>
-      </w:pPr>
-      <w:r>
-        <w:rPr>
-          <w:rFonts w:ascii="Times New Roman" w:hAnsi="Times New Roman" w:eastAsia="Times New Roman"/>
+        <w:spacing w:before="120" w:after="120" w:line="240" w:lineRule="auto"/>
+        <w:ind w:left="620" w:hanging="360"/>
+        <w:jc w:val="both"/>
+        <w:rPr>
+          <w:rFonts w:ascii="Times New Roman" w:hAnsi="Times New Roman" w:cs="Times New Roman"/>
+          <w:sz w:val="28"/>
+          <w:szCs w:val="28"/>
+        </w:rPr>
+      </w:pPr>
+      <w:r>
+        <w:rPr>
+          <w:rFonts w:ascii="Times New Roman" w:eastAsia="Times New Roman" w:hAnsi="Times New Roman"/>
           <w:sz w:val="28"/>
         </w:rPr>
         <w:t>4.  Hãy viết chiến lược thương lượng giá trị hợp đồng 1 tỷ cho SP/DV = [___].</w:t>
@@ -969,17 +1011,18 @@
     </w:p>
     <w:p>
       <w:pPr>
-        <w:spacing/>
-        <w:ind w:left="620" w:hanging="360"/>
-        <w:rPr>
-          <w:rFonts w:ascii="Times New Roman" w:hAnsi="Times New Roman" w:cs="Times New Roman"/>
-          <w:sz w:val="28"/>
-          <w:szCs w:val="28"/>
-        </w:rPr>
-      </w:pPr>
-      <w:r>
-        <w:rPr>
-          <w:rFonts w:ascii="Times New Roman" w:hAnsi="Times New Roman" w:eastAsia="Times New Roman"/>
+        <w:spacing w:before="120" w:after="120" w:line="240" w:lineRule="auto"/>
+        <w:ind w:left="620" w:hanging="360"/>
+        <w:jc w:val="both"/>
+        <w:rPr>
+          <w:rFonts w:ascii="Times New Roman" w:hAnsi="Times New Roman" w:cs="Times New Roman"/>
+          <w:sz w:val="28"/>
+          <w:szCs w:val="28"/>
+        </w:rPr>
+      </w:pPr>
+      <w:r>
+        <w:rPr>
+          <w:rFonts w:ascii="Times New Roman" w:eastAsia="Times New Roman" w:hAnsi="Times New Roman"/>
           <w:sz w:val="28"/>
         </w:rPr>
         <w:t>5.  Soạn đoạn hội thoại thương lượng “mua số lượng lớn” cho SP/DV = [___], vừa giữ lợi nhuận vừa tạo thiện chí.</w:t>
@@ -987,17 +1030,18 @@
     </w:p>
     <w:p>
       <w:pPr>
-        <w:spacing/>
-        <w:ind w:left="620" w:hanging="360"/>
-        <w:rPr>
-          <w:rFonts w:ascii="Times New Roman" w:hAnsi="Times New Roman" w:cs="Times New Roman"/>
-          <w:sz w:val="28"/>
-          <w:szCs w:val="28"/>
-        </w:rPr>
-      </w:pPr>
-      <w:r>
-        <w:rPr>
-          <w:rFonts w:ascii="Times New Roman" w:hAnsi="Times New Roman" w:eastAsia="Times New Roman"/>
+        <w:spacing w:before="120" w:after="120" w:line="240" w:lineRule="auto"/>
+        <w:ind w:left="620" w:hanging="360"/>
+        <w:jc w:val="both"/>
+        <w:rPr>
+          <w:rFonts w:ascii="Times New Roman" w:hAnsi="Times New Roman" w:cs="Times New Roman"/>
+          <w:sz w:val="28"/>
+          <w:szCs w:val="28"/>
+        </w:rPr>
+      </w:pPr>
+      <w:r>
+        <w:rPr>
+          <w:rFonts w:ascii="Times New Roman" w:eastAsia="Times New Roman" w:hAnsi="Times New Roman"/>
           <w:sz w:val="28"/>
         </w:rPr>
         <w:t>6.  Viết kịch bản đàm phán khi khách hàng muốn trả chậm khi mua SP/DV = [___].</w:t>
@@ -1005,17 +1049,18 @@
     </w:p>
     <w:p>
       <w:pPr>
-        <w:spacing/>
-        <w:ind w:left="620" w:hanging="360"/>
-        <w:rPr>
-          <w:rFonts w:ascii="Times New Roman" w:hAnsi="Times New Roman" w:cs="Times New Roman"/>
-          <w:sz w:val="28"/>
-          <w:szCs w:val="28"/>
-        </w:rPr>
-      </w:pPr>
-      <w:r>
-        <w:rPr>
-          <w:rFonts w:ascii="Times New Roman" w:hAnsi="Times New Roman" w:eastAsia="Times New Roman"/>
+        <w:spacing w:before="120" w:after="120" w:line="240" w:lineRule="auto"/>
+        <w:ind w:left="620" w:hanging="360"/>
+        <w:jc w:val="both"/>
+        <w:rPr>
+          <w:rFonts w:ascii="Times New Roman" w:hAnsi="Times New Roman" w:cs="Times New Roman"/>
+          <w:sz w:val="28"/>
+          <w:szCs w:val="28"/>
+        </w:rPr>
+      </w:pPr>
+      <w:r>
+        <w:rPr>
+          <w:rFonts w:ascii="Times New Roman" w:eastAsia="Times New Roman" w:hAnsi="Times New Roman"/>
           <w:sz w:val="28"/>
         </w:rPr>
         <w:t>7.  Hãy viết kịch bản thương lượng khi đối thủ cạnh tranh hạ giá mạnh hơn SP/DV = [___].</w:t>
@@ -1023,17 +1068,18 @@
     </w:p>
     <w:p>
       <w:pPr>
-        <w:spacing/>
-        <w:ind w:left="620" w:hanging="360"/>
-        <w:rPr>
-          <w:rFonts w:ascii="Times New Roman" w:hAnsi="Times New Roman" w:cs="Times New Roman"/>
-          <w:sz w:val="28"/>
-          <w:szCs w:val="28"/>
-        </w:rPr>
-      </w:pPr>
-      <w:r>
-        <w:rPr>
-          <w:rFonts w:ascii="Times New Roman" w:hAnsi="Times New Roman" w:eastAsia="Times New Roman"/>
+        <w:spacing w:before="120" w:after="120" w:line="240" w:lineRule="auto"/>
+        <w:ind w:left="620" w:hanging="360"/>
+        <w:jc w:val="both"/>
+        <w:rPr>
+          <w:rFonts w:ascii="Times New Roman" w:hAnsi="Times New Roman" w:cs="Times New Roman"/>
+          <w:sz w:val="28"/>
+          <w:szCs w:val="28"/>
+        </w:rPr>
+      </w:pPr>
+      <w:r>
+        <w:rPr>
+          <w:rFonts w:ascii="Times New Roman" w:eastAsia="Times New Roman" w:hAnsi="Times New Roman"/>
           <w:sz w:val="28"/>
         </w:rPr>
         <w:t>8.  Soạn chiến lược đàm phán khi khách hàng ép giá nhưng vẫn muốn chất lượng cao ở SP/DV = [___].</w:t>
@@ -1041,17 +1087,18 @@
     </w:p>
     <w:p>
       <w:pPr>
-        <w:spacing/>
-        <w:ind w:left="620" w:hanging="360"/>
-        <w:rPr>
-          <w:rFonts w:ascii="Times New Roman" w:hAnsi="Times New Roman" w:cs="Times New Roman"/>
-          <w:sz w:val="28"/>
-          <w:szCs w:val="28"/>
-        </w:rPr>
-      </w:pPr>
-      <w:r>
-        <w:rPr>
-          <w:rFonts w:ascii="Times New Roman" w:hAnsi="Times New Roman" w:eastAsia="Times New Roman"/>
+        <w:spacing w:before="120" w:after="120" w:line="240" w:lineRule="auto"/>
+        <w:ind w:left="620" w:hanging="360"/>
+        <w:jc w:val="both"/>
+        <w:rPr>
+          <w:rFonts w:ascii="Times New Roman" w:hAnsi="Times New Roman" w:cs="Times New Roman"/>
+          <w:sz w:val="28"/>
+          <w:szCs w:val="28"/>
+        </w:rPr>
+      </w:pPr>
+      <w:r>
+        <w:rPr>
+          <w:rFonts w:ascii="Times New Roman" w:eastAsia="Times New Roman" w:hAnsi="Times New Roman"/>
           <w:sz w:val="28"/>
         </w:rPr>
         <w:t>9.  Viết kịch bản thương lượng “gói combo” khi khách hàng mua nhiều SP/DV = [___].</w:t>
@@ -1059,17 +1106,18 @@
     </w:p>
     <w:p>
       <w:pPr>
-        <w:spacing/>
-        <w:ind w:left="620" w:hanging="360"/>
-        <w:rPr>
-          <w:rFonts w:ascii="Times New Roman" w:hAnsi="Times New Roman" w:cs="Times New Roman"/>
-          <w:sz w:val="28"/>
-          <w:szCs w:val="28"/>
-        </w:rPr>
-      </w:pPr>
-      <w:r>
-        <w:rPr>
-          <w:rFonts w:ascii="Times New Roman" w:hAnsi="Times New Roman" w:eastAsia="Times New Roman"/>
+        <w:spacing w:before="120" w:after="120" w:line="240" w:lineRule="auto"/>
+        <w:ind w:left="620" w:hanging="360"/>
+        <w:jc w:val="both"/>
+        <w:rPr>
+          <w:rFonts w:ascii="Times New Roman" w:hAnsi="Times New Roman" w:cs="Times New Roman"/>
+          <w:sz w:val="28"/>
+          <w:szCs w:val="28"/>
+        </w:rPr>
+      </w:pPr>
+      <w:r>
+        <w:rPr>
+          <w:rFonts w:ascii="Times New Roman" w:eastAsia="Times New Roman" w:hAnsi="Times New Roman"/>
           <w:sz w:val="28"/>
         </w:rPr>
         <w:t>10.Hãy viết chiến lược chốt hợp đồng khi khách hàng kéo dài thời gian thương lượng về SP/DV = [___].</w:t>
@@ -1077,9 +1125,8 @@
     </w:p>
     <w:p>
       <w:pPr>
-        <w:keepNext w:val="0"/>
-        <w:keepLines w:val="0"/>
-        <w:spacing/>
+        <w:spacing w:before="120" w:after="120" w:line="240" w:lineRule="auto"/>
+        <w:jc w:val="both"/>
         <w:rPr>
           <w:rFonts w:ascii="Times New Roman" w:hAnsi="Times New Roman" w:cs="Times New Roman"/>
           <w:b/>
@@ -1090,7 +1137,7 @@
       </w:pPr>
       <w:r>
         <w:rPr>
-          <w:rFonts w:ascii="Times New Roman" w:hAnsi="Times New Roman" w:eastAsia="Times New Roman"/>
+          <w:rFonts w:ascii="Times New Roman" w:eastAsia="Times New Roman" w:hAnsi="Times New Roman"/>
           <w:b/>
           <w:sz w:val="28"/>
         </w:rPr>
@@ -1099,17 +1146,18 @@
     </w:p>
     <w:p>
       <w:pPr>
-        <w:spacing/>
-        <w:ind w:left="620" w:hanging="360"/>
-        <w:rPr>
-          <w:rFonts w:ascii="Times New Roman" w:hAnsi="Times New Roman" w:cs="Times New Roman"/>
-          <w:sz w:val="28"/>
-          <w:szCs w:val="28"/>
-        </w:rPr>
-      </w:pPr>
-      <w:r>
-        <w:rPr>
-          <w:rFonts w:ascii="Times New Roman" w:hAnsi="Times New Roman" w:eastAsia="Times New Roman"/>
+        <w:spacing w:before="120" w:after="120" w:line="240" w:lineRule="auto"/>
+        <w:ind w:left="620" w:hanging="360"/>
+        <w:jc w:val="both"/>
+        <w:rPr>
+          <w:rFonts w:ascii="Times New Roman" w:hAnsi="Times New Roman" w:cs="Times New Roman"/>
+          <w:sz w:val="28"/>
+          <w:szCs w:val="28"/>
+        </w:rPr>
+      </w:pPr>
+      <w:r>
+        <w:rPr>
+          <w:rFonts w:ascii="Times New Roman" w:eastAsia="Times New Roman" w:hAnsi="Times New Roman"/>
           <w:sz w:val="28"/>
         </w:rPr>
         <w:t>1.  Hãy viết kịch bản livestream bán hàng SP/DV = [___], phong cách vui nhộn nhưng chốt đơn mạnh mẽ.</w:t>
@@ -1117,17 +1165,18 @@
     </w:p>
     <w:p>
       <w:pPr>
-        <w:spacing/>
-        <w:ind w:left="620" w:hanging="360"/>
-        <w:rPr>
-          <w:rFonts w:ascii="Times New Roman" w:hAnsi="Times New Roman" w:cs="Times New Roman"/>
-          <w:sz w:val="28"/>
-          <w:szCs w:val="28"/>
-        </w:rPr>
-      </w:pPr>
-      <w:r>
-        <w:rPr>
-          <w:rFonts w:ascii="Times New Roman" w:hAnsi="Times New Roman" w:eastAsia="Times New Roman"/>
+        <w:spacing w:before="120" w:after="120" w:line="240" w:lineRule="auto"/>
+        <w:ind w:left="620" w:hanging="360"/>
+        <w:jc w:val="both"/>
+        <w:rPr>
+          <w:rFonts w:ascii="Times New Roman" w:hAnsi="Times New Roman" w:cs="Times New Roman"/>
+          <w:sz w:val="28"/>
+          <w:szCs w:val="28"/>
+        </w:rPr>
+      </w:pPr>
+      <w:r>
+        <w:rPr>
+          <w:rFonts w:ascii="Times New Roman" w:eastAsia="Times New Roman" w:hAnsi="Times New Roman"/>
           <w:sz w:val="28"/>
         </w:rPr>
         <w:t>2.  Soạn kịch bản chatbot Facebook Messenger để tư vấn khách hàng mua SP/DV = [___].</w:t>
@@ -1135,17 +1184,18 @@
     </w:p>
     <w:p>
       <w:pPr>
-        <w:spacing/>
-        <w:ind w:left="620" w:hanging="360"/>
-        <w:rPr>
-          <w:rFonts w:ascii="Times New Roman" w:hAnsi="Times New Roman" w:cs="Times New Roman"/>
-          <w:sz w:val="28"/>
-          <w:szCs w:val="28"/>
-        </w:rPr>
-      </w:pPr>
-      <w:r>
-        <w:rPr>
-          <w:rFonts w:ascii="Times New Roman" w:hAnsi="Times New Roman" w:eastAsia="Times New Roman"/>
+        <w:spacing w:before="120" w:after="120" w:line="240" w:lineRule="auto"/>
+        <w:ind w:left="620" w:hanging="360"/>
+        <w:jc w:val="both"/>
+        <w:rPr>
+          <w:rFonts w:ascii="Times New Roman" w:hAnsi="Times New Roman" w:cs="Times New Roman"/>
+          <w:sz w:val="28"/>
+          <w:szCs w:val="28"/>
+        </w:rPr>
+      </w:pPr>
+      <w:r>
+        <w:rPr>
+          <w:rFonts w:ascii="Times New Roman" w:eastAsia="Times New Roman" w:hAnsi="Times New Roman"/>
           <w:sz w:val="28"/>
         </w:rPr>
         <w:t>3.  Viết kịch bản bán hàng qua Zoom cho nhóm 20 khách hàng tiềm năng về SP/DV = [___].</w:t>
@@ -1153,35 +1203,38 @@
     </w:p>
     <w:p>
       <w:pPr>
-        <w:spacing/>
-        <w:ind w:left="620" w:hanging="360"/>
-        <w:rPr>
-          <w:rFonts w:ascii="Times New Roman" w:hAnsi="Times New Roman" w:cs="Times New Roman"/>
-          <w:sz w:val="28"/>
-          <w:szCs w:val="28"/>
-        </w:rPr>
-      </w:pPr>
-      <w:r>
-        <w:rPr>
-          <w:rFonts w:ascii="Times New Roman" w:hAnsi="Times New Roman" w:eastAsia="Times New Roman"/>
-          <w:sz w:val="28"/>
-        </w:rPr>
+        <w:spacing w:before="120" w:after="120" w:line="240" w:lineRule="auto"/>
+        <w:ind w:left="620" w:hanging="360"/>
+        <w:jc w:val="both"/>
+        <w:rPr>
+          <w:rFonts w:ascii="Times New Roman" w:hAnsi="Times New Roman" w:cs="Times New Roman"/>
+          <w:sz w:val="28"/>
+          <w:szCs w:val="28"/>
+        </w:rPr>
+      </w:pPr>
+      <w:r>
+        <w:rPr>
+          <w:rFonts w:ascii="Times New Roman" w:eastAsia="Times New Roman" w:hAnsi="Times New Roman"/>
+          <w:sz w:val="28"/>
+        </w:rPr>
+        <w:lastRenderedPageBreak/>
         <w:t>4.  Hãy soạn bài post Facebook 200 từ kêu gọi khách hàng mua ngay SP/DV = [___].</w:t>
       </w:r>
     </w:p>
     <w:p>
       <w:pPr>
-        <w:spacing/>
-        <w:ind w:left="620" w:hanging="360"/>
-        <w:rPr>
-          <w:rFonts w:ascii="Times New Roman" w:hAnsi="Times New Roman" w:cs="Times New Roman"/>
-          <w:sz w:val="28"/>
-          <w:szCs w:val="28"/>
-        </w:rPr>
-      </w:pPr>
-      <w:r>
-        <w:rPr>
-          <w:rFonts w:ascii="Times New Roman" w:hAnsi="Times New Roman" w:eastAsia="Times New Roman"/>
+        <w:spacing w:before="120" w:after="120" w:line="240" w:lineRule="auto"/>
+        <w:ind w:left="620" w:hanging="360"/>
+        <w:jc w:val="both"/>
+        <w:rPr>
+          <w:rFonts w:ascii="Times New Roman" w:hAnsi="Times New Roman" w:cs="Times New Roman"/>
+          <w:sz w:val="28"/>
+          <w:szCs w:val="28"/>
+        </w:rPr>
+      </w:pPr>
+      <w:r>
+        <w:rPr>
+          <w:rFonts w:ascii="Times New Roman" w:eastAsia="Times New Roman" w:hAnsi="Times New Roman"/>
           <w:sz w:val="28"/>
         </w:rPr>
         <w:t>5.  Viết kịch bản video TikTok 60 giây chốt sale SP/DV = [___].</w:t>
@@ -1189,17 +1242,18 @@
     </w:p>
     <w:p>
       <w:pPr>
-        <w:spacing/>
-        <w:ind w:left="620" w:hanging="360"/>
-        <w:rPr>
-          <w:rFonts w:ascii="Times New Roman" w:hAnsi="Times New Roman" w:cs="Times New Roman"/>
-          <w:sz w:val="28"/>
-          <w:szCs w:val="28"/>
-        </w:rPr>
-      </w:pPr>
-      <w:r>
-        <w:rPr>
-          <w:rFonts w:ascii="Times New Roman" w:hAnsi="Times New Roman" w:eastAsia="Times New Roman"/>
+        <w:spacing w:before="120" w:after="120" w:line="240" w:lineRule="auto"/>
+        <w:ind w:left="620" w:hanging="360"/>
+        <w:jc w:val="both"/>
+        <w:rPr>
+          <w:rFonts w:ascii="Times New Roman" w:hAnsi="Times New Roman" w:cs="Times New Roman"/>
+          <w:sz w:val="28"/>
+          <w:szCs w:val="28"/>
+        </w:rPr>
+      </w:pPr>
+      <w:r>
+        <w:rPr>
+          <w:rFonts w:ascii="Times New Roman" w:eastAsia="Times New Roman" w:hAnsi="Times New Roman"/>
           <w:sz w:val="28"/>
         </w:rPr>
         <w:t>6.  Soạn bài email bán hàng “chỉ còn hôm nay” cho SP/DV = [___].</w:t>
@@ -1207,17 +1261,18 @@
     </w:p>
     <w:p>
       <w:pPr>
-        <w:spacing/>
-        <w:ind w:left="620" w:hanging="360"/>
-        <w:rPr>
-          <w:rFonts w:ascii="Times New Roman" w:hAnsi="Times New Roman" w:cs="Times New Roman"/>
-          <w:sz w:val="28"/>
-          <w:szCs w:val="28"/>
-        </w:rPr>
-      </w:pPr>
-      <w:r>
-        <w:rPr>
-          <w:rFonts w:ascii="Times New Roman" w:hAnsi="Times New Roman" w:eastAsia="Times New Roman"/>
+        <w:spacing w:before="120" w:after="120" w:line="240" w:lineRule="auto"/>
+        <w:ind w:left="620" w:hanging="360"/>
+        <w:jc w:val="both"/>
+        <w:rPr>
+          <w:rFonts w:ascii="Times New Roman" w:hAnsi="Times New Roman" w:cs="Times New Roman"/>
+          <w:sz w:val="28"/>
+          <w:szCs w:val="28"/>
+        </w:rPr>
+      </w:pPr>
+      <w:r>
+        <w:rPr>
+          <w:rFonts w:ascii="Times New Roman" w:eastAsia="Times New Roman" w:hAnsi="Times New Roman"/>
           <w:sz w:val="28"/>
         </w:rPr>
         <w:t>7.  Hãy viết kịch bản kêu gọi khách hàng đặt hàng ngay trên website SP/DV = [___].</w:t>
@@ -1225,17 +1280,18 @@
     </w:p>
     <w:p>
       <w:pPr>
-        <w:spacing/>
-        <w:ind w:left="620" w:hanging="360"/>
-        <w:rPr>
-          <w:rFonts w:ascii="Times New Roman" w:hAnsi="Times New Roman" w:cs="Times New Roman"/>
-          <w:sz w:val="28"/>
-          <w:szCs w:val="28"/>
-        </w:rPr>
-      </w:pPr>
-      <w:r>
-        <w:rPr>
-          <w:rFonts w:ascii="Times New Roman" w:hAnsi="Times New Roman" w:eastAsia="Times New Roman"/>
+        <w:spacing w:before="120" w:after="120" w:line="240" w:lineRule="auto"/>
+        <w:ind w:left="620" w:hanging="360"/>
+        <w:jc w:val="both"/>
+        <w:rPr>
+          <w:rFonts w:ascii="Times New Roman" w:hAnsi="Times New Roman" w:cs="Times New Roman"/>
+          <w:sz w:val="28"/>
+          <w:szCs w:val="28"/>
+        </w:rPr>
+      </w:pPr>
+      <w:r>
+        <w:rPr>
+          <w:rFonts w:ascii="Times New Roman" w:eastAsia="Times New Roman" w:hAnsi="Times New Roman"/>
           <w:sz w:val="28"/>
         </w:rPr>
         <w:t>8.  Viết bài đăng Instagram bán hàng kết hợp hình ảnh và caption thu hút cho SP/DV = [___].</w:t>
@@ -1243,17 +1299,18 @@
     </w:p>
     <w:p>
       <w:pPr>
-        <w:spacing/>
-        <w:ind w:left="620" w:hanging="360"/>
-        <w:rPr>
-          <w:rFonts w:ascii="Times New Roman" w:hAnsi="Times New Roman" w:cs="Times New Roman"/>
-          <w:sz w:val="28"/>
-          <w:szCs w:val="28"/>
-        </w:rPr>
-      </w:pPr>
-      <w:r>
-        <w:rPr>
-          <w:rFonts w:ascii="Times New Roman" w:hAnsi="Times New Roman" w:eastAsia="Times New Roman"/>
+        <w:spacing w:before="120" w:after="120" w:line="240" w:lineRule="auto"/>
+        <w:ind w:left="620" w:hanging="360"/>
+        <w:jc w:val="both"/>
+        <w:rPr>
+          <w:rFonts w:ascii="Times New Roman" w:hAnsi="Times New Roman" w:cs="Times New Roman"/>
+          <w:sz w:val="28"/>
+          <w:szCs w:val="28"/>
+        </w:rPr>
+      </w:pPr>
+      <w:r>
+        <w:rPr>
+          <w:rFonts w:ascii="Times New Roman" w:eastAsia="Times New Roman" w:hAnsi="Times New Roman"/>
           <w:sz w:val="28"/>
         </w:rPr>
         <w:t>9.  Soạn kịch bản bán hàng qua group Facebook cho SP/DV = [___].</w:t>
@@ -1261,17 +1318,18 @@
     </w:p>
     <w:p>
       <w:pPr>
-        <w:spacing/>
-        <w:ind w:left="620" w:hanging="360"/>
-        <w:rPr>
-          <w:rFonts w:ascii="Times New Roman" w:hAnsi="Times New Roman" w:cs="Times New Roman"/>
-          <w:sz w:val="28"/>
-          <w:szCs w:val="28"/>
-        </w:rPr>
-      </w:pPr>
-      <w:r>
-        <w:rPr>
-          <w:rFonts w:ascii="Times New Roman" w:hAnsi="Times New Roman" w:eastAsia="Times New Roman"/>
+        <w:spacing w:before="120" w:after="120" w:line="240" w:lineRule="auto"/>
+        <w:ind w:left="620" w:hanging="360"/>
+        <w:jc w:val="both"/>
+        <w:rPr>
+          <w:rFonts w:ascii="Times New Roman" w:hAnsi="Times New Roman" w:cs="Times New Roman"/>
+          <w:sz w:val="28"/>
+          <w:szCs w:val="28"/>
+        </w:rPr>
+      </w:pPr>
+      <w:r>
+        <w:rPr>
+          <w:rFonts w:ascii="Times New Roman" w:eastAsia="Times New Roman" w:hAnsi="Times New Roman"/>
           <w:sz w:val="28"/>
         </w:rPr>
         <w:t>10.Hãy viết kịch bản livestream Q&amp;A để giải đáp thắc mắc khách hàng về SP/DV = [___].</w:t>
@@ -1279,9 +1337,8 @@
     </w:p>
     <w:p>
       <w:pPr>
-        <w:keepNext w:val="0"/>
-        <w:keepLines w:val="0"/>
-        <w:spacing/>
+        <w:spacing w:before="120" w:after="120" w:line="240" w:lineRule="auto"/>
+        <w:jc w:val="both"/>
         <w:rPr>
           <w:rFonts w:ascii="Times New Roman" w:hAnsi="Times New Roman" w:cs="Times New Roman"/>
           <w:b/>
@@ -1292,7 +1349,7 @@
       </w:pPr>
       <w:r>
         <w:rPr>
-          <w:rFonts w:ascii="Times New Roman" w:hAnsi="Times New Roman" w:eastAsia="Times New Roman"/>
+          <w:rFonts w:ascii="Times New Roman" w:eastAsia="Times New Roman" w:hAnsi="Times New Roman"/>
           <w:b/>
           <w:sz w:val="28"/>
         </w:rPr>
@@ -1301,17 +1358,18 @@
     </w:p>
     <w:p>
       <w:pPr>
-        <w:spacing/>
-        <w:ind w:left="620" w:hanging="360"/>
-        <w:rPr>
-          <w:rFonts w:ascii="Times New Roman" w:hAnsi="Times New Roman" w:cs="Times New Roman"/>
-          <w:sz w:val="28"/>
-          <w:szCs w:val="28"/>
-        </w:rPr>
-      </w:pPr>
-      <w:r>
-        <w:rPr>
-          <w:rFonts w:ascii="Times New Roman" w:hAnsi="Times New Roman" w:eastAsia="Times New Roman"/>
+        <w:spacing w:before="120" w:after="120" w:line="240" w:lineRule="auto"/>
+        <w:ind w:left="620" w:hanging="360"/>
+        <w:jc w:val="both"/>
+        <w:rPr>
+          <w:rFonts w:ascii="Times New Roman" w:hAnsi="Times New Roman" w:cs="Times New Roman"/>
+          <w:sz w:val="28"/>
+          <w:szCs w:val="28"/>
+        </w:rPr>
+      </w:pPr>
+      <w:r>
+        <w:rPr>
+          <w:rFonts w:ascii="Times New Roman" w:eastAsia="Times New Roman" w:hAnsi="Times New Roman"/>
           <w:sz w:val="28"/>
         </w:rPr>
         <w:t>1.  Hãy viết kịch bản thuyết trình 10 phút để chốt hợp đồng trị giá 2 tỷ cho SP/DV = [___], sử dụng storytelling và số liệu thuyết phục.</w:t>
@@ -1319,17 +1377,18 @@
     </w:p>
     <w:p>
       <w:pPr>
-        <w:spacing/>
-        <w:ind w:left="620" w:hanging="360"/>
-        <w:rPr>
-          <w:rFonts w:ascii="Times New Roman" w:hAnsi="Times New Roman" w:cs="Times New Roman"/>
-          <w:sz w:val="28"/>
-          <w:szCs w:val="28"/>
-        </w:rPr>
-      </w:pPr>
-      <w:r>
-        <w:rPr>
-          <w:rFonts w:ascii="Times New Roman" w:hAnsi="Times New Roman" w:eastAsia="Times New Roman"/>
+        <w:spacing w:before="120" w:after="120" w:line="240" w:lineRule="auto"/>
+        <w:ind w:left="620" w:hanging="360"/>
+        <w:jc w:val="both"/>
+        <w:rPr>
+          <w:rFonts w:ascii="Times New Roman" w:hAnsi="Times New Roman" w:cs="Times New Roman"/>
+          <w:sz w:val="28"/>
+          <w:szCs w:val="28"/>
+        </w:rPr>
+      </w:pPr>
+      <w:r>
+        <w:rPr>
+          <w:rFonts w:ascii="Times New Roman" w:eastAsia="Times New Roman" w:hAnsi="Times New Roman"/>
           <w:sz w:val="28"/>
         </w:rPr>
         <w:t>2.  Soạn kịch bản thương lượng cuối cùng khi khách hàng do dự trước khi ký hợp đồng mua SP/DV = [___].</w:t>
@@ -1337,17 +1396,18 @@
     </w:p>
     <w:p>
       <w:pPr>
-        <w:spacing/>
-        <w:ind w:left="620" w:hanging="360"/>
-        <w:rPr>
-          <w:rFonts w:ascii="Times New Roman" w:hAnsi="Times New Roman" w:cs="Times New Roman"/>
-          <w:sz w:val="28"/>
-          <w:szCs w:val="28"/>
-        </w:rPr>
-      </w:pPr>
-      <w:r>
-        <w:rPr>
-          <w:rFonts w:ascii="Times New Roman" w:hAnsi="Times New Roman" w:eastAsia="Times New Roman"/>
+        <w:spacing w:before="120" w:after="120" w:line="240" w:lineRule="auto"/>
+        <w:ind w:left="620" w:hanging="360"/>
+        <w:jc w:val="both"/>
+        <w:rPr>
+          <w:rFonts w:ascii="Times New Roman" w:hAnsi="Times New Roman" w:cs="Times New Roman"/>
+          <w:sz w:val="28"/>
+          <w:szCs w:val="28"/>
+        </w:rPr>
+      </w:pPr>
+      <w:r>
+        <w:rPr>
+          <w:rFonts w:ascii="Times New Roman" w:eastAsia="Times New Roman" w:hAnsi="Times New Roman"/>
           <w:sz w:val="28"/>
         </w:rPr>
         <w:t>3.  Viết email chuyên nghiệp gửi khách hàng lớn để xác nhận hợp đồng mua SP/DV = [___], giọng văn chắc chắn và thúc đẩy hành động.</w:t>
@@ -1355,17 +1415,18 @@
     </w:p>
     <w:p>
       <w:pPr>
-        <w:spacing/>
-        <w:ind w:left="620" w:hanging="360"/>
-        <w:rPr>
-          <w:rFonts w:ascii="Times New Roman" w:hAnsi="Times New Roman" w:cs="Times New Roman"/>
-          <w:sz w:val="28"/>
-          <w:szCs w:val="28"/>
-        </w:rPr>
-      </w:pPr>
-      <w:r>
-        <w:rPr>
-          <w:rFonts w:ascii="Times New Roman" w:hAnsi="Times New Roman" w:eastAsia="Times New Roman"/>
+        <w:spacing w:before="120" w:after="120" w:line="240" w:lineRule="auto"/>
+        <w:ind w:left="620" w:hanging="360"/>
+        <w:jc w:val="both"/>
+        <w:rPr>
+          <w:rFonts w:ascii="Times New Roman" w:hAnsi="Times New Roman" w:cs="Times New Roman"/>
+          <w:sz w:val="28"/>
+          <w:szCs w:val="28"/>
+        </w:rPr>
+      </w:pPr>
+      <w:r>
+        <w:rPr>
+          <w:rFonts w:ascii="Times New Roman" w:eastAsia="Times New Roman" w:hAnsi="Times New Roman"/>
           <w:sz w:val="28"/>
         </w:rPr>
         <w:t>4.  Hãy viết checklist 7 bước cần làm để chuẩn bị trước buổi ký hợp đồng về SP/DV = [___].</w:t>
@@ -1373,17 +1434,18 @@
     </w:p>
     <w:p>
       <w:pPr>
-        <w:spacing/>
-        <w:ind w:left="620" w:hanging="360"/>
-        <w:rPr>
-          <w:rFonts w:ascii="Times New Roman" w:hAnsi="Times New Roman" w:cs="Times New Roman"/>
-          <w:sz w:val="28"/>
-          <w:szCs w:val="28"/>
-        </w:rPr>
-      </w:pPr>
-      <w:r>
-        <w:rPr>
-          <w:rFonts w:ascii="Times New Roman" w:hAnsi="Times New Roman" w:eastAsia="Times New Roman"/>
+        <w:spacing w:before="120" w:after="120" w:line="240" w:lineRule="auto"/>
+        <w:ind w:left="620" w:hanging="360"/>
+        <w:jc w:val="both"/>
+        <w:rPr>
+          <w:rFonts w:ascii="Times New Roman" w:hAnsi="Times New Roman" w:cs="Times New Roman"/>
+          <w:sz w:val="28"/>
+          <w:szCs w:val="28"/>
+        </w:rPr>
+      </w:pPr>
+      <w:r>
+        <w:rPr>
+          <w:rFonts w:ascii="Times New Roman" w:eastAsia="Times New Roman" w:hAnsi="Times New Roman"/>
           <w:sz w:val="28"/>
         </w:rPr>
         <w:t>5.  Soạn bài thuyết phục ban lãnh đạo doanh nghiệp ký hợp đồng mua gói giải pháp SP/DV = [___] cho toàn bộ công ty.</w:t>
@@ -1391,17 +1453,18 @@
     </w:p>
     <w:p>
       <w:pPr>
-        <w:spacing/>
-        <w:ind w:left="620" w:hanging="360"/>
-        <w:rPr>
-          <w:rFonts w:ascii="Times New Roman" w:hAnsi="Times New Roman" w:cs="Times New Roman"/>
-          <w:sz w:val="28"/>
-          <w:szCs w:val="28"/>
-        </w:rPr>
-      </w:pPr>
-      <w:r>
-        <w:rPr>
-          <w:rFonts w:ascii="Times New Roman" w:hAnsi="Times New Roman" w:eastAsia="Times New Roman"/>
+        <w:spacing w:before="120" w:after="120" w:line="240" w:lineRule="auto"/>
+        <w:ind w:left="620" w:hanging="360"/>
+        <w:jc w:val="both"/>
+        <w:rPr>
+          <w:rFonts w:ascii="Times New Roman" w:hAnsi="Times New Roman" w:cs="Times New Roman"/>
+          <w:sz w:val="28"/>
+          <w:szCs w:val="28"/>
+        </w:rPr>
+      </w:pPr>
+      <w:r>
+        <w:rPr>
+          <w:rFonts w:ascii="Times New Roman" w:eastAsia="Times New Roman" w:hAnsi="Times New Roman"/>
           <w:sz w:val="28"/>
         </w:rPr>
         <w:t>6.  Viết kịch bản xử lý khi đối tác muốn thêm điều khoản bất lợi vào hợp đồng SP/DV = [___].</w:t>
@@ -1409,17 +1472,18 @@
     </w:p>
     <w:p>
       <w:pPr>
-        <w:spacing/>
-        <w:ind w:left="620" w:hanging="360"/>
-        <w:rPr>
-          <w:rFonts w:ascii="Times New Roman" w:hAnsi="Times New Roman" w:cs="Times New Roman"/>
-          <w:sz w:val="28"/>
-          <w:szCs w:val="28"/>
-        </w:rPr>
-      </w:pPr>
-      <w:r>
-        <w:rPr>
-          <w:rFonts w:ascii="Times New Roman" w:hAnsi="Times New Roman" w:eastAsia="Times New Roman"/>
+        <w:spacing w:before="120" w:after="120" w:line="240" w:lineRule="auto"/>
+        <w:ind w:left="620" w:hanging="360"/>
+        <w:jc w:val="both"/>
+        <w:rPr>
+          <w:rFonts w:ascii="Times New Roman" w:hAnsi="Times New Roman" w:cs="Times New Roman"/>
+          <w:sz w:val="28"/>
+          <w:szCs w:val="28"/>
+        </w:rPr>
+      </w:pPr>
+      <w:r>
+        <w:rPr>
+          <w:rFonts w:ascii="Times New Roman" w:eastAsia="Times New Roman" w:hAnsi="Times New Roman"/>
           <w:sz w:val="28"/>
         </w:rPr>
         <w:t>7.  Soạn mẫu cam kết dịch vụ (SLA) rõ ràng và thuyết phục cho khách hàng mua SP/DV = [___].</w:t>
@@ -1427,17 +1491,18 @@
     </w:p>
     <w:p>
       <w:pPr>
-        <w:spacing/>
-        <w:ind w:left="620" w:hanging="360"/>
-        <w:rPr>
-          <w:rFonts w:ascii="Times New Roman" w:hAnsi="Times New Roman" w:cs="Times New Roman"/>
-          <w:sz w:val="28"/>
-          <w:szCs w:val="28"/>
-        </w:rPr>
-      </w:pPr>
-      <w:r>
-        <w:rPr>
-          <w:rFonts w:ascii="Times New Roman" w:hAnsi="Times New Roman" w:eastAsia="Times New Roman"/>
+        <w:spacing w:before="120" w:after="120" w:line="240" w:lineRule="auto"/>
+        <w:ind w:left="620" w:hanging="360"/>
+        <w:jc w:val="both"/>
+        <w:rPr>
+          <w:rFonts w:ascii="Times New Roman" w:hAnsi="Times New Roman" w:cs="Times New Roman"/>
+          <w:sz w:val="28"/>
+          <w:szCs w:val="28"/>
+        </w:rPr>
+      </w:pPr>
+      <w:r>
+        <w:rPr>
+          <w:rFonts w:ascii="Times New Roman" w:eastAsia="Times New Roman" w:hAnsi="Times New Roman"/>
           <w:sz w:val="28"/>
         </w:rPr>
         <w:t>8.  Hãy viết kịch bản kết thúc buổi đàm phán, củng cố niềm tin và tạo động lực ký hợp đồng cho SP/DV = [___].</w:t>
@@ -1445,17 +1510,18 @@
     </w:p>
     <w:p>
       <w:pPr>
-        <w:spacing/>
-        <w:ind w:left="620" w:hanging="360"/>
-        <w:rPr>
-          <w:rFonts w:ascii="Times New Roman" w:hAnsi="Times New Roman" w:cs="Times New Roman"/>
-          <w:sz w:val="28"/>
-          <w:szCs w:val="28"/>
-        </w:rPr>
-      </w:pPr>
-      <w:r>
-        <w:rPr>
-          <w:rFonts w:ascii="Times New Roman" w:hAnsi="Times New Roman" w:eastAsia="Times New Roman"/>
+        <w:spacing w:before="120" w:after="120" w:line="240" w:lineRule="auto"/>
+        <w:ind w:left="620" w:hanging="360"/>
+        <w:jc w:val="both"/>
+        <w:rPr>
+          <w:rFonts w:ascii="Times New Roman" w:hAnsi="Times New Roman" w:cs="Times New Roman"/>
+          <w:sz w:val="28"/>
+          <w:szCs w:val="28"/>
+        </w:rPr>
+      </w:pPr>
+      <w:r>
+        <w:rPr>
+          <w:rFonts w:ascii="Times New Roman" w:eastAsia="Times New Roman" w:hAnsi="Times New Roman"/>
           <w:sz w:val="28"/>
         </w:rPr>
         <w:t>9.  Viết email follow-up “sát nút” để khách hàng quyết định ký hợp đồng mua SP/DV = [___] ngay.</w:t>
@@ -1463,17 +1529,18 @@
     </w:p>
     <w:p>
       <w:pPr>
-        <w:spacing/>
-        <w:ind w:left="620" w:hanging="360"/>
-        <w:rPr>
-          <w:rFonts w:ascii="Times New Roman" w:hAnsi="Times New Roman" w:cs="Times New Roman"/>
-          <w:sz w:val="28"/>
-          <w:szCs w:val="28"/>
-        </w:rPr>
-      </w:pPr>
-      <w:r>
-        <w:rPr>
-          <w:rFonts w:ascii="Times New Roman" w:hAnsi="Times New Roman" w:eastAsia="Times New Roman"/>
+        <w:spacing w:before="120" w:after="120" w:line="240" w:lineRule="auto"/>
+        <w:ind w:left="620" w:hanging="360"/>
+        <w:jc w:val="both"/>
+        <w:rPr>
+          <w:rFonts w:ascii="Times New Roman" w:hAnsi="Times New Roman" w:cs="Times New Roman"/>
+          <w:sz w:val="28"/>
+          <w:szCs w:val="28"/>
+        </w:rPr>
+      </w:pPr>
+      <w:r>
+        <w:rPr>
+          <w:rFonts w:ascii="Times New Roman" w:eastAsia="Times New Roman" w:hAnsi="Times New Roman"/>
           <w:sz w:val="28"/>
         </w:rPr>
         <w:t>10.Soạn kịch bản dùng nguyên tắc “chốt giả định” để thúc đẩy khách hàng ký hợp đồng SP/DV = [___].</w:t>
@@ -1481,9 +1548,8 @@
     </w:p>
     <w:p>
       <w:pPr>
-        <w:keepNext w:val="0"/>
-        <w:keepLines w:val="0"/>
-        <w:spacing/>
+        <w:spacing w:before="120" w:after="120" w:line="240" w:lineRule="auto"/>
+        <w:jc w:val="both"/>
         <w:rPr>
           <w:rFonts w:ascii="Times New Roman" w:hAnsi="Times New Roman" w:cs="Times New Roman"/>
           <w:b/>
@@ -1494,7 +1560,7 @@
       </w:pPr>
       <w:r>
         <w:rPr>
-          <w:rFonts w:ascii="Times New Roman" w:hAnsi="Times New Roman" w:eastAsia="Times New Roman"/>
+          <w:rFonts w:ascii="Times New Roman" w:eastAsia="Times New Roman" w:hAnsi="Times New Roman"/>
           <w:b/>
           <w:sz w:val="28"/>
         </w:rPr>
@@ -1503,17 +1569,18 @@
     </w:p>
     <w:p>
       <w:pPr>
-        <w:spacing/>
-        <w:ind w:left="620" w:hanging="360"/>
-        <w:rPr>
-          <w:rFonts w:ascii="Times New Roman" w:hAnsi="Times New Roman" w:cs="Times New Roman"/>
-          <w:sz w:val="28"/>
-          <w:szCs w:val="28"/>
-        </w:rPr>
-      </w:pPr>
-      <w:r>
-        <w:rPr>
-          <w:rFonts w:ascii="Times New Roman" w:hAnsi="Times New Roman" w:eastAsia="Times New Roman"/>
+        <w:spacing w:before="120" w:after="120" w:line="240" w:lineRule="auto"/>
+        <w:ind w:left="620" w:hanging="360"/>
+        <w:jc w:val="both"/>
+        <w:rPr>
+          <w:rFonts w:ascii="Times New Roman" w:hAnsi="Times New Roman" w:cs="Times New Roman"/>
+          <w:sz w:val="28"/>
+          <w:szCs w:val="28"/>
+        </w:rPr>
+      </w:pPr>
+      <w:r>
+        <w:rPr>
+          <w:rFonts w:ascii="Times New Roman" w:eastAsia="Times New Roman" w:hAnsi="Times New Roman"/>
           <w:sz w:val="28"/>
         </w:rPr>
         <w:t>1.  Hãy viết kịch bản bán gói giải pháp SP/DV = [___] trị giá trên 1 tỷ cho doanh nghiệp lớn.</w:t>
@@ -1521,17 +1588,18 @@
     </w:p>
     <w:p>
       <w:pPr>
-        <w:spacing/>
-        <w:ind w:left="620" w:hanging="360"/>
-        <w:rPr>
-          <w:rFonts w:ascii="Times New Roman" w:hAnsi="Times New Roman" w:cs="Times New Roman"/>
-          <w:sz w:val="28"/>
-          <w:szCs w:val="28"/>
-        </w:rPr>
-      </w:pPr>
-      <w:r>
-        <w:rPr>
-          <w:rFonts w:ascii="Times New Roman" w:hAnsi="Times New Roman" w:eastAsia="Times New Roman"/>
+        <w:spacing w:before="120" w:after="120" w:line="240" w:lineRule="auto"/>
+        <w:ind w:left="620" w:hanging="360"/>
+        <w:jc w:val="both"/>
+        <w:rPr>
+          <w:rFonts w:ascii="Times New Roman" w:hAnsi="Times New Roman" w:cs="Times New Roman"/>
+          <w:sz w:val="28"/>
+          <w:szCs w:val="28"/>
+        </w:rPr>
+      </w:pPr>
+      <w:r>
+        <w:rPr>
+          <w:rFonts w:ascii="Times New Roman" w:eastAsia="Times New Roman" w:hAnsi="Times New Roman"/>
           <w:sz w:val="28"/>
         </w:rPr>
         <w:t>2.  Soạn kế hoạch thuyết phục hội đồng mua sắm (Buying Committee) chấp thuận mua SP/DV = [___].</w:t>
@@ -1539,35 +1607,38 @@
     </w:p>
     <w:p>
       <w:pPr>
-        <w:spacing/>
-        <w:ind w:left="620" w:hanging="360"/>
-        <w:rPr>
-          <w:rFonts w:ascii="Times New Roman" w:hAnsi="Times New Roman" w:cs="Times New Roman"/>
-          <w:sz w:val="28"/>
-          <w:szCs w:val="28"/>
-        </w:rPr>
-      </w:pPr>
-      <w:r>
-        <w:rPr>
-          <w:rFonts w:ascii="Times New Roman" w:hAnsi="Times New Roman" w:eastAsia="Times New Roman"/>
-          <w:sz w:val="28"/>
-        </w:rPr>
+        <w:spacing w:before="120" w:after="120" w:line="240" w:lineRule="auto"/>
+        <w:ind w:left="620" w:hanging="360"/>
+        <w:jc w:val="both"/>
+        <w:rPr>
+          <w:rFonts w:ascii="Times New Roman" w:hAnsi="Times New Roman" w:cs="Times New Roman"/>
+          <w:sz w:val="28"/>
+          <w:szCs w:val="28"/>
+        </w:rPr>
+      </w:pPr>
+      <w:r>
+        <w:rPr>
+          <w:rFonts w:ascii="Times New Roman" w:eastAsia="Times New Roman" w:hAnsi="Times New Roman"/>
+          <w:sz w:val="28"/>
+        </w:rPr>
+        <w:lastRenderedPageBreak/>
         <w:t>3.  Viết email giới thiệu SP/DV = [___] dành riêng cho CEO, ngắn gọn, sắc bén, tập trung vào giá trị.</w:t>
       </w:r>
     </w:p>
     <w:p>
       <w:pPr>
-        <w:spacing/>
-        <w:ind w:left="620" w:hanging="360"/>
-        <w:rPr>
-          <w:rFonts w:ascii="Times New Roman" w:hAnsi="Times New Roman" w:cs="Times New Roman"/>
-          <w:sz w:val="28"/>
-          <w:szCs w:val="28"/>
-        </w:rPr>
-      </w:pPr>
-      <w:r>
-        <w:rPr>
-          <w:rFonts w:ascii="Times New Roman" w:hAnsi="Times New Roman" w:eastAsia="Times New Roman"/>
+        <w:spacing w:before="120" w:after="120" w:line="240" w:lineRule="auto"/>
+        <w:ind w:left="620" w:hanging="360"/>
+        <w:jc w:val="both"/>
+        <w:rPr>
+          <w:rFonts w:ascii="Times New Roman" w:hAnsi="Times New Roman" w:cs="Times New Roman"/>
+          <w:sz w:val="28"/>
+          <w:szCs w:val="28"/>
+        </w:rPr>
+      </w:pPr>
+      <w:r>
+        <w:rPr>
+          <w:rFonts w:ascii="Times New Roman" w:eastAsia="Times New Roman" w:hAnsi="Times New Roman"/>
           <w:sz w:val="28"/>
         </w:rPr>
         <w:t>4.  Hãy viết kịch bản hội thảo Zoom 30 phút để chào hàng SP/DV = [___] cho doanh nghiệp.</w:t>
@@ -1575,17 +1646,18 @@
     </w:p>
     <w:p>
       <w:pPr>
-        <w:spacing/>
-        <w:ind w:left="620" w:hanging="360"/>
-        <w:rPr>
-          <w:rFonts w:ascii="Times New Roman" w:hAnsi="Times New Roman" w:cs="Times New Roman"/>
-          <w:sz w:val="28"/>
-          <w:szCs w:val="28"/>
-        </w:rPr>
-      </w:pPr>
-      <w:r>
-        <w:rPr>
-          <w:rFonts w:ascii="Times New Roman" w:hAnsi="Times New Roman" w:eastAsia="Times New Roman"/>
+        <w:spacing w:before="120" w:after="120" w:line="240" w:lineRule="auto"/>
+        <w:ind w:left="620" w:hanging="360"/>
+        <w:jc w:val="both"/>
+        <w:rPr>
+          <w:rFonts w:ascii="Times New Roman" w:hAnsi="Times New Roman" w:cs="Times New Roman"/>
+          <w:sz w:val="28"/>
+          <w:szCs w:val="28"/>
+        </w:rPr>
+      </w:pPr>
+      <w:r>
+        <w:rPr>
+          <w:rFonts w:ascii="Times New Roman" w:eastAsia="Times New Roman" w:hAnsi="Times New Roman"/>
           <w:sz w:val="28"/>
         </w:rPr>
         <w:t>5.  Soạn bảng so sánh giá trị giữa SP/DV = [___] và 3 đối thủ, tập trung vào điểm mạnh vượt trội.</w:t>
@@ -1593,17 +1665,18 @@
     </w:p>
     <w:p>
       <w:pPr>
-        <w:spacing/>
-        <w:ind w:left="620" w:hanging="360"/>
-        <w:rPr>
-          <w:rFonts w:ascii="Times New Roman" w:hAnsi="Times New Roman" w:cs="Times New Roman"/>
-          <w:sz w:val="28"/>
-          <w:szCs w:val="28"/>
-        </w:rPr>
-      </w:pPr>
-      <w:r>
-        <w:rPr>
-          <w:rFonts w:ascii="Times New Roman" w:hAnsi="Times New Roman" w:eastAsia="Times New Roman"/>
+        <w:spacing w:before="120" w:after="120" w:line="240" w:lineRule="auto"/>
+        <w:ind w:left="620" w:hanging="360"/>
+        <w:jc w:val="both"/>
+        <w:rPr>
+          <w:rFonts w:ascii="Times New Roman" w:hAnsi="Times New Roman" w:cs="Times New Roman"/>
+          <w:sz w:val="28"/>
+          <w:szCs w:val="28"/>
+        </w:rPr>
+      </w:pPr>
+      <w:r>
+        <w:rPr>
+          <w:rFonts w:ascii="Times New Roman" w:eastAsia="Times New Roman" w:hAnsi="Times New Roman"/>
           <w:sz w:val="28"/>
         </w:rPr>
         <w:t>6.  Viết kịch bản thuyết phục bộ phận IT khi họ e ngại triển khai SP/DV = [___].</w:t>
@@ -1611,17 +1684,18 @@
     </w:p>
     <w:p>
       <w:pPr>
-        <w:spacing/>
-        <w:ind w:left="620" w:hanging="360"/>
-        <w:rPr>
-          <w:rFonts w:ascii="Times New Roman" w:hAnsi="Times New Roman" w:cs="Times New Roman"/>
-          <w:sz w:val="28"/>
-          <w:szCs w:val="28"/>
-        </w:rPr>
-      </w:pPr>
-      <w:r>
-        <w:rPr>
-          <w:rFonts w:ascii="Times New Roman" w:hAnsi="Times New Roman" w:eastAsia="Times New Roman"/>
+        <w:spacing w:before="120" w:after="120" w:line="240" w:lineRule="auto"/>
+        <w:ind w:left="620" w:hanging="360"/>
+        <w:jc w:val="both"/>
+        <w:rPr>
+          <w:rFonts w:ascii="Times New Roman" w:hAnsi="Times New Roman" w:cs="Times New Roman"/>
+          <w:sz w:val="28"/>
+          <w:szCs w:val="28"/>
+        </w:rPr>
+      </w:pPr>
+      <w:r>
+        <w:rPr>
+          <w:rFonts w:ascii="Times New Roman" w:eastAsia="Times New Roman" w:hAnsi="Times New Roman"/>
           <w:sz w:val="28"/>
         </w:rPr>
         <w:t>7.  Hãy viết email follow-up gửi CFO để giải thích ROI của SP/DV = [___].</w:t>
@@ -1629,17 +1703,18 @@
     </w:p>
     <w:p>
       <w:pPr>
-        <w:spacing/>
-        <w:ind w:left="620" w:hanging="360"/>
-        <w:rPr>
-          <w:rFonts w:ascii="Times New Roman" w:hAnsi="Times New Roman" w:cs="Times New Roman"/>
-          <w:sz w:val="28"/>
-          <w:szCs w:val="28"/>
-        </w:rPr>
-      </w:pPr>
-      <w:r>
-        <w:rPr>
-          <w:rFonts w:ascii="Times New Roman" w:hAnsi="Times New Roman" w:eastAsia="Times New Roman"/>
+        <w:spacing w:before="120" w:after="120" w:line="240" w:lineRule="auto"/>
+        <w:ind w:left="620" w:hanging="360"/>
+        <w:jc w:val="both"/>
+        <w:rPr>
+          <w:rFonts w:ascii="Times New Roman" w:hAnsi="Times New Roman" w:cs="Times New Roman"/>
+          <w:sz w:val="28"/>
+          <w:szCs w:val="28"/>
+        </w:rPr>
+      </w:pPr>
+      <w:r>
+        <w:rPr>
+          <w:rFonts w:ascii="Times New Roman" w:eastAsia="Times New Roman" w:hAnsi="Times New Roman"/>
           <w:sz w:val="28"/>
         </w:rPr>
         <w:t>8.  Soạn kịch bản đàm phán hợp đồng dài hạn (3 năm) khi bán SP/DV = [___] cho doanh nghiệp.</w:t>
@@ -1647,17 +1722,18 @@
     </w:p>
     <w:p>
       <w:pPr>
-        <w:spacing/>
-        <w:ind w:left="620" w:hanging="360"/>
-        <w:rPr>
-          <w:rFonts w:ascii="Times New Roman" w:hAnsi="Times New Roman" w:cs="Times New Roman"/>
-          <w:sz w:val="28"/>
-          <w:szCs w:val="28"/>
-        </w:rPr>
-      </w:pPr>
-      <w:r>
-        <w:rPr>
-          <w:rFonts w:ascii="Times New Roman" w:hAnsi="Times New Roman" w:eastAsia="Times New Roman"/>
+        <w:spacing w:before="120" w:after="120" w:line="240" w:lineRule="auto"/>
+        <w:ind w:left="620" w:hanging="360"/>
+        <w:jc w:val="both"/>
+        <w:rPr>
+          <w:rFonts w:ascii="Times New Roman" w:hAnsi="Times New Roman" w:cs="Times New Roman"/>
+          <w:sz w:val="28"/>
+          <w:szCs w:val="28"/>
+        </w:rPr>
+      </w:pPr>
+      <w:r>
+        <w:rPr>
+          <w:rFonts w:ascii="Times New Roman" w:eastAsia="Times New Roman" w:hAnsi="Times New Roman"/>
           <w:sz w:val="28"/>
         </w:rPr>
         <w:t>9.  Viết bài giới thiệu “whitepaper” phân tích lợi ích kinh doanh khi triển khai SP/DV = [___].</w:t>
@@ -1665,17 +1741,18 @@
     </w:p>
     <w:p>
       <w:pPr>
-        <w:spacing/>
-        <w:ind w:left="620" w:hanging="360"/>
-        <w:rPr>
-          <w:rFonts w:ascii="Times New Roman" w:hAnsi="Times New Roman" w:cs="Times New Roman"/>
-          <w:sz w:val="28"/>
-          <w:szCs w:val="28"/>
-        </w:rPr>
-      </w:pPr>
-      <w:r>
-        <w:rPr>
-          <w:rFonts w:ascii="Times New Roman" w:hAnsi="Times New Roman" w:eastAsia="Times New Roman"/>
+        <w:spacing w:before="120" w:after="120" w:line="240" w:lineRule="auto"/>
+        <w:ind w:left="620" w:hanging="360"/>
+        <w:jc w:val="both"/>
+        <w:rPr>
+          <w:rFonts w:ascii="Times New Roman" w:hAnsi="Times New Roman" w:cs="Times New Roman"/>
+          <w:sz w:val="28"/>
+          <w:szCs w:val="28"/>
+        </w:rPr>
+      </w:pPr>
+      <w:r>
+        <w:rPr>
+          <w:rFonts w:ascii="Times New Roman" w:eastAsia="Times New Roman" w:hAnsi="Times New Roman"/>
           <w:sz w:val="28"/>
         </w:rPr>
         <w:t>10.Hãy viết kịch bản demo sản phẩm trực tiếp để bán SP/DV = [___] cho doanh nghiệp.</w:t>
@@ -1683,9 +1760,8 @@
     </w:p>
     <w:p>
       <w:pPr>
-        <w:keepNext w:val="0"/>
-        <w:keepLines w:val="0"/>
-        <w:spacing/>
+        <w:spacing w:before="120" w:after="120" w:line="240" w:lineRule="auto"/>
+        <w:jc w:val="both"/>
         <w:rPr>
           <w:rFonts w:ascii="Times New Roman" w:hAnsi="Times New Roman" w:cs="Times New Roman"/>
           <w:b/>
@@ -1696,7 +1772,7 @@
       </w:pPr>
       <w:r>
         <w:rPr>
-          <w:rFonts w:ascii="Times New Roman" w:hAnsi="Times New Roman" w:eastAsia="Times New Roman"/>
+          <w:rFonts w:ascii="Times New Roman" w:eastAsia="Times New Roman" w:hAnsi="Times New Roman"/>
           <w:b/>
           <w:sz w:val="28"/>
         </w:rPr>
@@ -1705,17 +1781,18 @@
     </w:p>
     <w:p>
       <w:pPr>
-        <w:spacing/>
-        <w:ind w:left="620" w:hanging="360"/>
-        <w:rPr>
-          <w:rFonts w:ascii="Times New Roman" w:hAnsi="Times New Roman" w:cs="Times New Roman"/>
-          <w:sz w:val="28"/>
-          <w:szCs w:val="28"/>
-        </w:rPr>
-      </w:pPr>
-      <w:r>
-        <w:rPr>
-          <w:rFonts w:ascii="Times New Roman" w:hAnsi="Times New Roman" w:eastAsia="Times New Roman"/>
+        <w:spacing w:before="120" w:after="120" w:line="240" w:lineRule="auto"/>
+        <w:ind w:left="620" w:hanging="360"/>
+        <w:jc w:val="both"/>
+        <w:rPr>
+          <w:rFonts w:ascii="Times New Roman" w:hAnsi="Times New Roman" w:cs="Times New Roman"/>
+          <w:sz w:val="28"/>
+          <w:szCs w:val="28"/>
+        </w:rPr>
+      </w:pPr>
+      <w:r>
+        <w:rPr>
+          <w:rFonts w:ascii="Times New Roman" w:eastAsia="Times New Roman" w:hAnsi="Times New Roman"/>
           <w:sz w:val="28"/>
         </w:rPr>
         <w:t>1.  Hãy viết kịch bản livestream bán hàng trên Facebook cho SP/DV = [___], tập trung vào giải trí + chốt đơn.</w:t>
@@ -1723,17 +1800,18 @@
     </w:p>
     <w:p>
       <w:pPr>
-        <w:spacing/>
-        <w:ind w:left="620" w:hanging="360"/>
-        <w:rPr>
-          <w:rFonts w:ascii="Times New Roman" w:hAnsi="Times New Roman" w:cs="Times New Roman"/>
-          <w:sz w:val="28"/>
-          <w:szCs w:val="28"/>
-        </w:rPr>
-      </w:pPr>
-      <w:r>
-        <w:rPr>
-          <w:rFonts w:ascii="Times New Roman" w:hAnsi="Times New Roman" w:eastAsia="Times New Roman"/>
+        <w:spacing w:before="120" w:after="120" w:line="240" w:lineRule="auto"/>
+        <w:ind w:left="620" w:hanging="360"/>
+        <w:jc w:val="both"/>
+        <w:rPr>
+          <w:rFonts w:ascii="Times New Roman" w:hAnsi="Times New Roman" w:cs="Times New Roman"/>
+          <w:sz w:val="28"/>
+          <w:szCs w:val="28"/>
+        </w:rPr>
+      </w:pPr>
+      <w:r>
+        <w:rPr>
+          <w:rFonts w:ascii="Times New Roman" w:eastAsia="Times New Roman" w:hAnsi="Times New Roman"/>
           <w:sz w:val="28"/>
         </w:rPr>
         <w:t>2.  Soạn kịch bản tư vấn trực tiếp tại cửa hàng để upsell khách mua SP/DV = [___].</w:t>
@@ -1741,17 +1819,18 @@
     </w:p>
     <w:p>
       <w:pPr>
-        <w:spacing/>
-        <w:ind w:left="620" w:hanging="360"/>
-        <w:rPr>
-          <w:rFonts w:ascii="Times New Roman" w:hAnsi="Times New Roman" w:cs="Times New Roman"/>
-          <w:sz w:val="28"/>
-          <w:szCs w:val="28"/>
-        </w:rPr>
-      </w:pPr>
-      <w:r>
-        <w:rPr>
-          <w:rFonts w:ascii="Times New Roman" w:hAnsi="Times New Roman" w:eastAsia="Times New Roman"/>
+        <w:spacing w:before="120" w:after="120" w:line="240" w:lineRule="auto"/>
+        <w:ind w:left="620" w:hanging="360"/>
+        <w:jc w:val="both"/>
+        <w:rPr>
+          <w:rFonts w:ascii="Times New Roman" w:hAnsi="Times New Roman" w:cs="Times New Roman"/>
+          <w:sz w:val="28"/>
+          <w:szCs w:val="28"/>
+        </w:rPr>
+      </w:pPr>
+      <w:r>
+        <w:rPr>
+          <w:rFonts w:ascii="Times New Roman" w:eastAsia="Times New Roman" w:hAnsi="Times New Roman"/>
           <w:sz w:val="28"/>
         </w:rPr>
         <w:t>3.  Viết bài đăng Facebook cá nhân giới thiệu SP/DV = [___], giọng văn chân thật và thuyết phục.</w:t>
@@ -1759,17 +1838,18 @@
     </w:p>
     <w:p>
       <w:pPr>
-        <w:spacing/>
-        <w:ind w:left="620" w:hanging="360"/>
-        <w:rPr>
-          <w:rFonts w:ascii="Times New Roman" w:hAnsi="Times New Roman" w:cs="Times New Roman"/>
-          <w:sz w:val="28"/>
-          <w:szCs w:val="28"/>
-        </w:rPr>
-      </w:pPr>
-      <w:r>
-        <w:rPr>
-          <w:rFonts w:ascii="Times New Roman" w:hAnsi="Times New Roman" w:eastAsia="Times New Roman"/>
+        <w:spacing w:before="120" w:after="120" w:line="240" w:lineRule="auto"/>
+        <w:ind w:left="620" w:hanging="360"/>
+        <w:jc w:val="both"/>
+        <w:rPr>
+          <w:rFonts w:ascii="Times New Roman" w:hAnsi="Times New Roman" w:cs="Times New Roman"/>
+          <w:sz w:val="28"/>
+          <w:szCs w:val="28"/>
+        </w:rPr>
+      </w:pPr>
+      <w:r>
+        <w:rPr>
+          <w:rFonts w:ascii="Times New Roman" w:eastAsia="Times New Roman" w:hAnsi="Times New Roman"/>
           <w:sz w:val="28"/>
         </w:rPr>
         <w:t>4.  Hãy viết 10 mẫu tin nhắn SMS bán hàng khẩn cấp cho SP/DV = [___].</w:t>
@@ -1777,17 +1857,18 @@
     </w:p>
     <w:p>
       <w:pPr>
-        <w:spacing/>
-        <w:ind w:left="620" w:hanging="360"/>
-        <w:rPr>
-          <w:rFonts w:ascii="Times New Roman" w:hAnsi="Times New Roman" w:cs="Times New Roman"/>
-          <w:sz w:val="28"/>
-          <w:szCs w:val="28"/>
-        </w:rPr>
-      </w:pPr>
-      <w:r>
-        <w:rPr>
-          <w:rFonts w:ascii="Times New Roman" w:hAnsi="Times New Roman" w:eastAsia="Times New Roman"/>
+        <w:spacing w:before="120" w:after="120" w:line="240" w:lineRule="auto"/>
+        <w:ind w:left="620" w:hanging="360"/>
+        <w:jc w:val="both"/>
+        <w:rPr>
+          <w:rFonts w:ascii="Times New Roman" w:hAnsi="Times New Roman" w:cs="Times New Roman"/>
+          <w:sz w:val="28"/>
+          <w:szCs w:val="28"/>
+        </w:rPr>
+      </w:pPr>
+      <w:r>
+        <w:rPr>
+          <w:rFonts w:ascii="Times New Roman" w:eastAsia="Times New Roman" w:hAnsi="Times New Roman"/>
           <w:sz w:val="28"/>
         </w:rPr>
         <w:t>5.  Soạn kịch bản giới thiệu SP/DV = [___] cho khách hàng mới ghé cửa hàng lần đầu.</w:t>
@@ -1795,17 +1876,18 @@
     </w:p>
     <w:p>
       <w:pPr>
-        <w:spacing/>
-        <w:ind w:left="620" w:hanging="360"/>
-        <w:rPr>
-          <w:rFonts w:ascii="Times New Roman" w:hAnsi="Times New Roman" w:cs="Times New Roman"/>
-          <w:sz w:val="28"/>
-          <w:szCs w:val="28"/>
-        </w:rPr>
-      </w:pPr>
-      <w:r>
-        <w:rPr>
-          <w:rFonts w:ascii="Times New Roman" w:hAnsi="Times New Roman" w:eastAsia="Times New Roman"/>
+        <w:spacing w:before="120" w:after="120" w:line="240" w:lineRule="auto"/>
+        <w:ind w:left="620" w:hanging="360"/>
+        <w:jc w:val="both"/>
+        <w:rPr>
+          <w:rFonts w:ascii="Times New Roman" w:hAnsi="Times New Roman" w:cs="Times New Roman"/>
+          <w:sz w:val="28"/>
+          <w:szCs w:val="28"/>
+        </w:rPr>
+      </w:pPr>
+      <w:r>
+        <w:rPr>
+          <w:rFonts w:ascii="Times New Roman" w:eastAsia="Times New Roman" w:hAnsi="Times New Roman"/>
           <w:sz w:val="28"/>
         </w:rPr>
         <w:t>6.  Viết kịch bản tư vấn khách hàng qua hotline để bán SP/DV = [___].</w:t>
@@ -1813,17 +1895,18 @@
     </w:p>
     <w:p>
       <w:pPr>
-        <w:spacing/>
-        <w:ind w:left="620" w:hanging="360"/>
-        <w:rPr>
-          <w:rFonts w:ascii="Times New Roman" w:hAnsi="Times New Roman" w:cs="Times New Roman"/>
-          <w:sz w:val="28"/>
-          <w:szCs w:val="28"/>
-        </w:rPr>
-      </w:pPr>
-      <w:r>
-        <w:rPr>
-          <w:rFonts w:ascii="Times New Roman" w:hAnsi="Times New Roman" w:eastAsia="Times New Roman"/>
+        <w:spacing w:before="120" w:after="120" w:line="240" w:lineRule="auto"/>
+        <w:ind w:left="620" w:hanging="360"/>
+        <w:jc w:val="both"/>
+        <w:rPr>
+          <w:rFonts w:ascii="Times New Roman" w:hAnsi="Times New Roman" w:cs="Times New Roman"/>
+          <w:sz w:val="28"/>
+          <w:szCs w:val="28"/>
+        </w:rPr>
+      </w:pPr>
+      <w:r>
+        <w:rPr>
+          <w:rFonts w:ascii="Times New Roman" w:eastAsia="Times New Roman" w:hAnsi="Times New Roman"/>
           <w:sz w:val="28"/>
         </w:rPr>
         <w:t>7.  Hãy viết email thông báo khuyến mãi 24h cho SP/DV = [___], tạo FOMO mạnh.</w:t>
@@ -1831,17 +1914,18 @@
     </w:p>
     <w:p>
       <w:pPr>
-        <w:spacing/>
-        <w:ind w:left="620" w:hanging="360"/>
-        <w:rPr>
-          <w:rFonts w:ascii="Times New Roman" w:hAnsi="Times New Roman" w:cs="Times New Roman"/>
-          <w:sz w:val="28"/>
-          <w:szCs w:val="28"/>
-        </w:rPr>
-      </w:pPr>
-      <w:r>
-        <w:rPr>
-          <w:rFonts w:ascii="Times New Roman" w:hAnsi="Times New Roman" w:eastAsia="Times New Roman"/>
+        <w:spacing w:before="120" w:after="120" w:line="240" w:lineRule="auto"/>
+        <w:ind w:left="620" w:hanging="360"/>
+        <w:jc w:val="both"/>
+        <w:rPr>
+          <w:rFonts w:ascii="Times New Roman" w:hAnsi="Times New Roman" w:cs="Times New Roman"/>
+          <w:sz w:val="28"/>
+          <w:szCs w:val="28"/>
+        </w:rPr>
+      </w:pPr>
+      <w:r>
+        <w:rPr>
+          <w:rFonts w:ascii="Times New Roman" w:eastAsia="Times New Roman" w:hAnsi="Times New Roman"/>
           <w:sz w:val="28"/>
         </w:rPr>
         <w:t>8.  Viết kịch bản bán hàng trong hội chợ/triển lãm để thu hút khách ghé trải nghiệm SP/DV = [___].</w:t>
@@ -1849,17 +1933,18 @@
     </w:p>
     <w:p>
       <w:pPr>
-        <w:spacing/>
-        <w:ind w:left="620" w:hanging="360"/>
-        <w:rPr>
-          <w:rFonts w:ascii="Times New Roman" w:hAnsi="Times New Roman" w:cs="Times New Roman"/>
-          <w:sz w:val="28"/>
-          <w:szCs w:val="28"/>
-        </w:rPr>
-      </w:pPr>
-      <w:r>
-        <w:rPr>
-          <w:rFonts w:ascii="Times New Roman" w:hAnsi="Times New Roman" w:eastAsia="Times New Roman"/>
+        <w:spacing w:before="120" w:after="120" w:line="240" w:lineRule="auto"/>
+        <w:ind w:left="620" w:hanging="360"/>
+        <w:jc w:val="both"/>
+        <w:rPr>
+          <w:rFonts w:ascii="Times New Roman" w:hAnsi="Times New Roman" w:cs="Times New Roman"/>
+          <w:sz w:val="28"/>
+          <w:szCs w:val="28"/>
+        </w:rPr>
+      </w:pPr>
+      <w:r>
+        <w:rPr>
+          <w:rFonts w:ascii="Times New Roman" w:eastAsia="Times New Roman" w:hAnsi="Times New Roman"/>
           <w:sz w:val="28"/>
         </w:rPr>
         <w:t>9.  Soạn bài post TikTok 15 giây giới thiệu tính năng độc đáo của SP/DV = [___].</w:t>
@@ -1867,17 +1952,18 @@
     </w:p>
     <w:p>
       <w:pPr>
-        <w:spacing/>
-        <w:ind w:left="620" w:hanging="360"/>
-        <w:rPr>
-          <w:rFonts w:ascii="Times New Roman" w:hAnsi="Times New Roman" w:cs="Times New Roman"/>
-          <w:sz w:val="28"/>
-          <w:szCs w:val="28"/>
-        </w:rPr>
-      </w:pPr>
-      <w:r>
-        <w:rPr>
-          <w:rFonts w:ascii="Times New Roman" w:hAnsi="Times New Roman" w:eastAsia="Times New Roman"/>
+        <w:spacing w:before="120" w:after="120" w:line="240" w:lineRule="auto"/>
+        <w:ind w:left="620" w:hanging="360"/>
+        <w:jc w:val="both"/>
+        <w:rPr>
+          <w:rFonts w:ascii="Times New Roman" w:hAnsi="Times New Roman" w:cs="Times New Roman"/>
+          <w:sz w:val="28"/>
+          <w:szCs w:val="28"/>
+        </w:rPr>
+      </w:pPr>
+      <w:r>
+        <w:rPr>
+          <w:rFonts w:ascii="Times New Roman" w:eastAsia="Times New Roman" w:hAnsi="Times New Roman"/>
           <w:sz w:val="28"/>
         </w:rPr>
         <w:t>10.Viết kịch bản tổ chức mini game tại cửa hàng để thúc đẩy bán SP/DV = [___].</w:t>
@@ -1885,9 +1971,8 @@
     </w:p>
     <w:p>
       <w:pPr>
-        <w:keepNext w:val="0"/>
-        <w:keepLines w:val="0"/>
-        <w:spacing/>
+        <w:spacing w:before="120" w:after="120" w:line="240" w:lineRule="auto"/>
+        <w:jc w:val="both"/>
         <w:rPr>
           <w:rFonts w:ascii="Times New Roman" w:hAnsi="Times New Roman" w:cs="Times New Roman"/>
           <w:b/>
@@ -1898,7 +1983,7 @@
       </w:pPr>
       <w:r>
         <w:rPr>
-          <w:rFonts w:ascii="Times New Roman" w:hAnsi="Times New Roman" w:eastAsia="Times New Roman"/>
+          <w:rFonts w:ascii="Times New Roman" w:eastAsia="Times New Roman" w:hAnsi="Times New Roman"/>
           <w:b/>
           <w:sz w:val="28"/>
         </w:rPr>
@@ -1907,17 +1992,18 @@
     </w:p>
     <w:p>
       <w:pPr>
-        <w:spacing/>
-        <w:ind w:left="620" w:hanging="360"/>
-        <w:rPr>
-          <w:rFonts w:ascii="Times New Roman" w:hAnsi="Times New Roman" w:cs="Times New Roman"/>
-          <w:sz w:val="28"/>
-          <w:szCs w:val="28"/>
-        </w:rPr>
-      </w:pPr>
-      <w:r>
-        <w:rPr>
-          <w:rFonts w:ascii="Times New Roman" w:hAnsi="Times New Roman" w:eastAsia="Times New Roman"/>
+        <w:spacing w:before="120" w:after="120" w:line="240" w:lineRule="auto"/>
+        <w:ind w:left="620" w:hanging="360"/>
+        <w:jc w:val="both"/>
+        <w:rPr>
+          <w:rFonts w:ascii="Times New Roman" w:hAnsi="Times New Roman" w:cs="Times New Roman"/>
+          <w:sz w:val="28"/>
+          <w:szCs w:val="28"/>
+        </w:rPr>
+      </w:pPr>
+      <w:r>
+        <w:rPr>
+          <w:rFonts w:ascii="Times New Roman" w:eastAsia="Times New Roman" w:hAnsi="Times New Roman"/>
           <w:sz w:val="28"/>
         </w:rPr>
         <w:t>1.  Hãy viết danh sách 10 kỹ năng cần thiết của một nhân viên sales bán SP/DV = [___] thành công.</w:t>
@@ -1925,17 +2011,18 @@
     </w:p>
     <w:p>
       <w:pPr>
-        <w:spacing/>
-        <w:ind w:left="620" w:hanging="360"/>
-        <w:rPr>
-          <w:rFonts w:ascii="Times New Roman" w:hAnsi="Times New Roman" w:cs="Times New Roman"/>
-          <w:sz w:val="28"/>
-          <w:szCs w:val="28"/>
-        </w:rPr>
-      </w:pPr>
-      <w:r>
-        <w:rPr>
-          <w:rFonts w:ascii="Times New Roman" w:hAnsi="Times New Roman" w:eastAsia="Times New Roman"/>
+        <w:spacing w:before="120" w:after="120" w:line="240" w:lineRule="auto"/>
+        <w:ind w:left="620" w:hanging="360"/>
+        <w:jc w:val="both"/>
+        <w:rPr>
+          <w:rFonts w:ascii="Times New Roman" w:hAnsi="Times New Roman" w:cs="Times New Roman"/>
+          <w:sz w:val="28"/>
+          <w:szCs w:val="28"/>
+        </w:rPr>
+      </w:pPr>
+      <w:r>
+        <w:rPr>
+          <w:rFonts w:ascii="Times New Roman" w:eastAsia="Times New Roman" w:hAnsi="Times New Roman"/>
           <w:sz w:val="28"/>
         </w:rPr>
         <w:t>2.  Soạn 5 tình huống role-play để luyện kỹ năng chốt sale cho SP/DV = [___].</w:t>
@@ -1943,35 +2030,38 @@
     </w:p>
     <w:p>
       <w:pPr>
-        <w:spacing/>
-        <w:ind w:left="620" w:hanging="360"/>
-        <w:rPr>
-          <w:rFonts w:ascii="Times New Roman" w:hAnsi="Times New Roman" w:cs="Times New Roman"/>
-          <w:sz w:val="28"/>
-          <w:szCs w:val="28"/>
-        </w:rPr>
-      </w:pPr>
-      <w:r>
-        <w:rPr>
-          <w:rFonts w:ascii="Times New Roman" w:hAnsi="Times New Roman" w:eastAsia="Times New Roman"/>
-          <w:sz w:val="28"/>
-        </w:rPr>
+        <w:spacing w:before="120" w:after="120" w:line="240" w:lineRule="auto"/>
+        <w:ind w:left="620" w:hanging="360"/>
+        <w:jc w:val="both"/>
+        <w:rPr>
+          <w:rFonts w:ascii="Times New Roman" w:hAnsi="Times New Roman" w:cs="Times New Roman"/>
+          <w:sz w:val="28"/>
+          <w:szCs w:val="28"/>
+        </w:rPr>
+      </w:pPr>
+      <w:r>
+        <w:rPr>
+          <w:rFonts w:ascii="Times New Roman" w:eastAsia="Times New Roman" w:hAnsi="Times New Roman"/>
+          <w:sz w:val="28"/>
+        </w:rPr>
+        <w:lastRenderedPageBreak/>
         <w:t>3.  Viết bài blog chia sẻ tư duy “người bán hàng thành công” khi bán SP/DV = [___].</w:t>
       </w:r>
     </w:p>
     <w:p>
       <w:pPr>
-        <w:spacing/>
-        <w:ind w:left="620" w:hanging="360"/>
-        <w:rPr>
-          <w:rFonts w:ascii="Times New Roman" w:hAnsi="Times New Roman" w:cs="Times New Roman"/>
-          <w:sz w:val="28"/>
-          <w:szCs w:val="28"/>
-        </w:rPr>
-      </w:pPr>
-      <w:r>
-        <w:rPr>
-          <w:rFonts w:ascii="Times New Roman" w:hAnsi="Times New Roman" w:eastAsia="Times New Roman"/>
+        <w:spacing w:before="120" w:after="120" w:line="240" w:lineRule="auto"/>
+        <w:ind w:left="620" w:hanging="360"/>
+        <w:jc w:val="both"/>
+        <w:rPr>
+          <w:rFonts w:ascii="Times New Roman" w:hAnsi="Times New Roman" w:cs="Times New Roman"/>
+          <w:sz w:val="28"/>
+          <w:szCs w:val="28"/>
+        </w:rPr>
+      </w:pPr>
+      <w:r>
+        <w:rPr>
+          <w:rFonts w:ascii="Times New Roman" w:eastAsia="Times New Roman" w:hAnsi="Times New Roman"/>
           <w:sz w:val="28"/>
         </w:rPr>
         <w:t>4.  Hãy viết checklist 20 điều cần làm trong buổi gặp khách hàng lần đầu về SP/DV = [___].</w:t>
@@ -1979,17 +2069,18 @@
     </w:p>
     <w:p>
       <w:pPr>
-        <w:spacing/>
-        <w:ind w:left="620" w:hanging="360"/>
-        <w:rPr>
-          <w:rFonts w:ascii="Times New Roman" w:hAnsi="Times New Roman" w:cs="Times New Roman"/>
-          <w:sz w:val="28"/>
-          <w:szCs w:val="28"/>
-        </w:rPr>
-      </w:pPr>
-      <w:r>
-        <w:rPr>
-          <w:rFonts w:ascii="Times New Roman" w:hAnsi="Times New Roman" w:eastAsia="Times New Roman"/>
+        <w:spacing w:before="120" w:after="120" w:line="240" w:lineRule="auto"/>
+        <w:ind w:left="620" w:hanging="360"/>
+        <w:jc w:val="both"/>
+        <w:rPr>
+          <w:rFonts w:ascii="Times New Roman" w:hAnsi="Times New Roman" w:cs="Times New Roman"/>
+          <w:sz w:val="28"/>
+          <w:szCs w:val="28"/>
+        </w:rPr>
+      </w:pPr>
+      <w:r>
+        <w:rPr>
+          <w:rFonts w:ascii="Times New Roman" w:eastAsia="Times New Roman" w:hAnsi="Times New Roman"/>
           <w:sz w:val="28"/>
         </w:rPr>
         <w:t>5.  Viết bài chia sẻ kinh nghiệm từ 5 case study bán hàng thành công với SP/DV = [___].</w:t>
@@ -1997,17 +2088,18 @@
     </w:p>
     <w:p>
       <w:pPr>
-        <w:spacing/>
-        <w:ind w:left="620" w:hanging="360"/>
-        <w:rPr>
-          <w:rFonts w:ascii="Times New Roman" w:hAnsi="Times New Roman" w:cs="Times New Roman"/>
-          <w:sz w:val="28"/>
-          <w:szCs w:val="28"/>
-        </w:rPr>
-      </w:pPr>
-      <w:r>
-        <w:rPr>
-          <w:rFonts w:ascii="Times New Roman" w:hAnsi="Times New Roman" w:eastAsia="Times New Roman"/>
+        <w:spacing w:before="120" w:after="120" w:line="240" w:lineRule="auto"/>
+        <w:ind w:left="620" w:hanging="360"/>
+        <w:jc w:val="both"/>
+        <w:rPr>
+          <w:rFonts w:ascii="Times New Roman" w:hAnsi="Times New Roman" w:cs="Times New Roman"/>
+          <w:sz w:val="28"/>
+          <w:szCs w:val="28"/>
+        </w:rPr>
+      </w:pPr>
+      <w:r>
+        <w:rPr>
+          <w:rFonts w:ascii="Times New Roman" w:eastAsia="Times New Roman" w:hAnsi="Times New Roman"/>
           <w:sz w:val="28"/>
         </w:rPr>
         <w:t>6.  Hãy viết danh sách 10 lỗi thường gặp của nhân viên khi bán SP/DV = [___] và cách khắc phục.</w:t>
@@ -2015,17 +2107,18 @@
     </w:p>
     <w:p>
       <w:pPr>
-        <w:spacing/>
-        <w:ind w:left="620" w:hanging="360"/>
-        <w:rPr>
-          <w:rFonts w:ascii="Times New Roman" w:hAnsi="Times New Roman" w:cs="Times New Roman"/>
-          <w:sz w:val="28"/>
-          <w:szCs w:val="28"/>
-        </w:rPr>
-      </w:pPr>
-      <w:r>
-        <w:rPr>
-          <w:rFonts w:ascii="Times New Roman" w:hAnsi="Times New Roman" w:eastAsia="Times New Roman"/>
+        <w:spacing w:before="120" w:after="120" w:line="240" w:lineRule="auto"/>
+        <w:ind w:left="620" w:hanging="360"/>
+        <w:jc w:val="both"/>
+        <w:rPr>
+          <w:rFonts w:ascii="Times New Roman" w:hAnsi="Times New Roman" w:cs="Times New Roman"/>
+          <w:sz w:val="28"/>
+          <w:szCs w:val="28"/>
+        </w:rPr>
+      </w:pPr>
+      <w:r>
+        <w:rPr>
+          <w:rFonts w:ascii="Times New Roman" w:eastAsia="Times New Roman" w:hAnsi="Times New Roman"/>
           <w:sz w:val="28"/>
         </w:rPr>
         <w:t>7.  Soạn kịch bản training cho đội sales mới gia nhập công ty bán SP/DV = [___].</w:t>
@@ -2033,17 +2126,18 @@
     </w:p>
     <w:p>
       <w:pPr>
-        <w:spacing/>
-        <w:ind w:left="620" w:hanging="360"/>
-        <w:rPr>
-          <w:rFonts w:ascii="Times New Roman" w:hAnsi="Times New Roman" w:cs="Times New Roman"/>
-          <w:sz w:val="28"/>
-          <w:szCs w:val="28"/>
-        </w:rPr>
-      </w:pPr>
-      <w:r>
-        <w:rPr>
-          <w:rFonts w:ascii="Times New Roman" w:hAnsi="Times New Roman" w:eastAsia="Times New Roman"/>
+        <w:spacing w:before="120" w:after="120" w:line="240" w:lineRule="auto"/>
+        <w:ind w:left="620" w:hanging="360"/>
+        <w:jc w:val="both"/>
+        <w:rPr>
+          <w:rFonts w:ascii="Times New Roman" w:hAnsi="Times New Roman" w:cs="Times New Roman"/>
+          <w:sz w:val="28"/>
+          <w:szCs w:val="28"/>
+        </w:rPr>
+      </w:pPr>
+      <w:r>
+        <w:rPr>
+          <w:rFonts w:ascii="Times New Roman" w:eastAsia="Times New Roman" w:hAnsi="Times New Roman"/>
           <w:sz w:val="28"/>
         </w:rPr>
         <w:t>8.  Viết bài chia sẻ tư duy “bán hàng giá trị” thay vì “bán hàng ép buộc” cho SP/DV = [___].</w:t>
@@ -2051,17 +2145,18 @@
     </w:p>
     <w:p>
       <w:pPr>
-        <w:spacing/>
-        <w:ind w:left="620" w:hanging="360"/>
-        <w:rPr>
-          <w:rFonts w:ascii="Times New Roman" w:hAnsi="Times New Roman" w:cs="Times New Roman"/>
-          <w:sz w:val="28"/>
-          <w:szCs w:val="28"/>
-        </w:rPr>
-      </w:pPr>
-      <w:r>
-        <w:rPr>
-          <w:rFonts w:ascii="Times New Roman" w:hAnsi="Times New Roman" w:eastAsia="Times New Roman"/>
+        <w:spacing w:before="120" w:after="120" w:line="240" w:lineRule="auto"/>
+        <w:ind w:left="620" w:hanging="360"/>
+        <w:jc w:val="both"/>
+        <w:rPr>
+          <w:rFonts w:ascii="Times New Roman" w:hAnsi="Times New Roman" w:cs="Times New Roman"/>
+          <w:sz w:val="28"/>
+          <w:szCs w:val="28"/>
+        </w:rPr>
+      </w:pPr>
+      <w:r>
+        <w:rPr>
+          <w:rFonts w:ascii="Times New Roman" w:eastAsia="Times New Roman" w:hAnsi="Times New Roman"/>
           <w:sz w:val="28"/>
         </w:rPr>
         <w:t>9.  Hãy soạn kịch bản truyền động lực 5 phút cho đội ngũ sales bán SP/DV = [___].</w:t>
@@ -2069,17 +2164,18 @@
     </w:p>
     <w:p>
       <w:pPr>
-        <w:spacing/>
-        <w:ind w:left="620" w:hanging="360"/>
-        <w:rPr>
-          <w:rFonts w:ascii="Times New Roman" w:hAnsi="Times New Roman" w:cs="Times New Roman"/>
-          <w:sz w:val="28"/>
-          <w:szCs w:val="28"/>
-        </w:rPr>
-      </w:pPr>
-      <w:r>
-        <w:rPr>
-          <w:rFonts w:ascii="Times New Roman" w:hAnsi="Times New Roman" w:eastAsia="Times New Roman"/>
+        <w:spacing w:before="120" w:after="120" w:line="240" w:lineRule="auto"/>
+        <w:ind w:left="620" w:hanging="360"/>
+        <w:jc w:val="both"/>
+        <w:rPr>
+          <w:rFonts w:ascii="Times New Roman" w:hAnsi="Times New Roman" w:cs="Times New Roman"/>
+          <w:sz w:val="28"/>
+          <w:szCs w:val="28"/>
+        </w:rPr>
+      </w:pPr>
+      <w:r>
+        <w:rPr>
+          <w:rFonts w:ascii="Times New Roman" w:eastAsia="Times New Roman" w:hAnsi="Times New Roman"/>
           <w:sz w:val="28"/>
         </w:rPr>
         <w:t>10.Viết danh sách 10 câu hỏi tự phản tỉnh để một nhân viên sales cải thiện hiệu suất bán SP/DV = [___].</w:t>
@@ -2087,9 +2183,8 @@
     </w:p>
     <w:p>
       <w:pPr>
-        <w:keepNext w:val="0"/>
-        <w:keepLines w:val="0"/>
-        <w:spacing/>
+        <w:spacing w:before="120" w:after="120" w:line="240" w:lineRule="auto"/>
+        <w:jc w:val="both"/>
         <w:rPr>
           <w:rFonts w:ascii="Times New Roman" w:hAnsi="Times New Roman" w:cs="Times New Roman"/>
           <w:b/>
@@ -2100,7 +2195,7 @@
       </w:pPr>
       <w:r>
         <w:rPr>
-          <w:rFonts w:ascii="Times New Roman" w:hAnsi="Times New Roman" w:eastAsia="Times New Roman"/>
+          <w:rFonts w:ascii="Times New Roman" w:eastAsia="Times New Roman" w:hAnsi="Times New Roman"/>
           <w:b/>
           <w:sz w:val="28"/>
         </w:rPr>
@@ -2109,17 +2204,18 @@
     </w:p>
     <w:p>
       <w:pPr>
-        <w:spacing/>
-        <w:ind w:left="620" w:hanging="360"/>
-        <w:rPr>
-          <w:rFonts w:ascii="Times New Roman" w:hAnsi="Times New Roman" w:cs="Times New Roman"/>
-          <w:sz w:val="28"/>
-          <w:szCs w:val="28"/>
-        </w:rPr>
-      </w:pPr>
-      <w:r>
-        <w:rPr>
-          <w:rFonts w:ascii="Times New Roman" w:hAnsi="Times New Roman" w:eastAsia="Times New Roman"/>
+        <w:spacing w:before="120" w:after="120" w:line="240" w:lineRule="auto"/>
+        <w:ind w:left="620" w:hanging="360"/>
+        <w:jc w:val="both"/>
+        <w:rPr>
+          <w:rFonts w:ascii="Times New Roman" w:hAnsi="Times New Roman" w:cs="Times New Roman"/>
+          <w:sz w:val="28"/>
+          <w:szCs w:val="28"/>
+        </w:rPr>
+      </w:pPr>
+      <w:r>
+        <w:rPr>
+          <w:rFonts w:ascii="Times New Roman" w:eastAsia="Times New Roman" w:hAnsi="Times New Roman"/>
           <w:sz w:val="28"/>
         </w:rPr>
         <w:t>1.  Hãy viết kịch bản thương lượng hợp đồng quốc tế khi xuất khẩu SP/DV = [___] sang châu Âu.</w:t>
@@ -2127,17 +2223,18 @@
     </w:p>
     <w:p>
       <w:pPr>
-        <w:spacing/>
-        <w:ind w:left="620" w:hanging="360"/>
-        <w:rPr>
-          <w:rFonts w:ascii="Times New Roman" w:hAnsi="Times New Roman" w:cs="Times New Roman"/>
-          <w:sz w:val="28"/>
-          <w:szCs w:val="28"/>
-        </w:rPr>
-      </w:pPr>
-      <w:r>
-        <w:rPr>
-          <w:rFonts w:ascii="Times New Roman" w:hAnsi="Times New Roman" w:eastAsia="Times New Roman"/>
+        <w:spacing w:before="120" w:after="120" w:line="240" w:lineRule="auto"/>
+        <w:ind w:left="620" w:hanging="360"/>
+        <w:jc w:val="both"/>
+        <w:rPr>
+          <w:rFonts w:ascii="Times New Roman" w:hAnsi="Times New Roman" w:cs="Times New Roman"/>
+          <w:sz w:val="28"/>
+          <w:szCs w:val="28"/>
+        </w:rPr>
+      </w:pPr>
+      <w:r>
+        <w:rPr>
+          <w:rFonts w:ascii="Times New Roman" w:eastAsia="Times New Roman" w:hAnsi="Times New Roman"/>
           <w:sz w:val="28"/>
         </w:rPr>
         <w:t>2.  Soạn kịch bản thương lượng khi khách hàng lớn đòi độc quyền phân phối SP/DV = [___].</w:t>
@@ -2145,17 +2242,18 @@
     </w:p>
     <w:p>
       <w:pPr>
-        <w:spacing/>
-        <w:ind w:left="620" w:hanging="360"/>
-        <w:rPr>
-          <w:rFonts w:ascii="Times New Roman" w:hAnsi="Times New Roman" w:cs="Times New Roman"/>
-          <w:sz w:val="28"/>
-          <w:szCs w:val="28"/>
-        </w:rPr>
-      </w:pPr>
-      <w:r>
-        <w:rPr>
-          <w:rFonts w:ascii="Times New Roman" w:hAnsi="Times New Roman" w:eastAsia="Times New Roman"/>
+        <w:spacing w:before="120" w:after="120" w:line="240" w:lineRule="auto"/>
+        <w:ind w:left="620" w:hanging="360"/>
+        <w:jc w:val="both"/>
+        <w:rPr>
+          <w:rFonts w:ascii="Times New Roman" w:hAnsi="Times New Roman" w:cs="Times New Roman"/>
+          <w:sz w:val="28"/>
+          <w:szCs w:val="28"/>
+        </w:rPr>
+      </w:pPr>
+      <w:r>
+        <w:rPr>
+          <w:rFonts w:ascii="Times New Roman" w:eastAsia="Times New Roman" w:hAnsi="Times New Roman"/>
           <w:sz w:val="28"/>
         </w:rPr>
         <w:t>3.  Viết kịch bản thương lượng khi đối tác yêu cầu thay đổi phương thức thanh toán cho SP/DV = [___].</w:t>
@@ -2163,17 +2261,18 @@
     </w:p>
     <w:p>
       <w:pPr>
-        <w:spacing/>
-        <w:ind w:left="620" w:hanging="360"/>
-        <w:rPr>
-          <w:rFonts w:ascii="Times New Roman" w:hAnsi="Times New Roman" w:cs="Times New Roman"/>
-          <w:sz w:val="28"/>
-          <w:szCs w:val="28"/>
-        </w:rPr>
-      </w:pPr>
-      <w:r>
-        <w:rPr>
-          <w:rFonts w:ascii="Times New Roman" w:hAnsi="Times New Roman" w:eastAsia="Times New Roman"/>
+        <w:spacing w:before="120" w:after="120" w:line="240" w:lineRule="auto"/>
+        <w:ind w:left="620" w:hanging="360"/>
+        <w:jc w:val="both"/>
+        <w:rPr>
+          <w:rFonts w:ascii="Times New Roman" w:hAnsi="Times New Roman" w:cs="Times New Roman"/>
+          <w:sz w:val="28"/>
+          <w:szCs w:val="28"/>
+        </w:rPr>
+      </w:pPr>
+      <w:r>
+        <w:rPr>
+          <w:rFonts w:ascii="Times New Roman" w:eastAsia="Times New Roman" w:hAnsi="Times New Roman"/>
           <w:sz w:val="28"/>
         </w:rPr>
         <w:t>4.  Hãy viết chiến lược đàm phán khi đối thủ tung sản phẩm tương tự SP/DV = [___] với giá thấp hơn.</w:t>
@@ -2181,17 +2280,18 @@
     </w:p>
     <w:p>
       <w:pPr>
-        <w:spacing/>
-        <w:ind w:left="620" w:hanging="360"/>
-        <w:rPr>
-          <w:rFonts w:ascii="Times New Roman" w:hAnsi="Times New Roman" w:cs="Times New Roman"/>
-          <w:sz w:val="28"/>
-          <w:szCs w:val="28"/>
-        </w:rPr>
-      </w:pPr>
-      <w:r>
-        <w:rPr>
-          <w:rFonts w:ascii="Times New Roman" w:hAnsi="Times New Roman" w:eastAsia="Times New Roman"/>
+        <w:spacing w:before="120" w:after="120" w:line="240" w:lineRule="auto"/>
+        <w:ind w:left="620" w:hanging="360"/>
+        <w:jc w:val="both"/>
+        <w:rPr>
+          <w:rFonts w:ascii="Times New Roman" w:hAnsi="Times New Roman" w:cs="Times New Roman"/>
+          <w:sz w:val="28"/>
+          <w:szCs w:val="28"/>
+        </w:rPr>
+      </w:pPr>
+      <w:r>
+        <w:rPr>
+          <w:rFonts w:ascii="Times New Roman" w:eastAsia="Times New Roman" w:hAnsi="Times New Roman"/>
           <w:sz w:val="28"/>
         </w:rPr>
         <w:t>5.  Soạn kịch bản thương lượng hợp đồng liên doanh cung cấp SP/DV = [___] giữa 2 công ty.</w:t>
@@ -2199,17 +2299,18 @@
     </w:p>
     <w:p>
       <w:pPr>
-        <w:spacing/>
-        <w:ind w:left="620" w:hanging="360"/>
-        <w:rPr>
-          <w:rFonts w:ascii="Times New Roman" w:hAnsi="Times New Roman" w:cs="Times New Roman"/>
-          <w:sz w:val="28"/>
-          <w:szCs w:val="28"/>
-        </w:rPr>
-      </w:pPr>
-      <w:r>
-        <w:rPr>
-          <w:rFonts w:ascii="Times New Roman" w:hAnsi="Times New Roman" w:eastAsia="Times New Roman"/>
+        <w:spacing w:before="120" w:after="120" w:line="240" w:lineRule="auto"/>
+        <w:ind w:left="620" w:hanging="360"/>
+        <w:jc w:val="both"/>
+        <w:rPr>
+          <w:rFonts w:ascii="Times New Roman" w:hAnsi="Times New Roman" w:cs="Times New Roman"/>
+          <w:sz w:val="28"/>
+          <w:szCs w:val="28"/>
+        </w:rPr>
+      </w:pPr>
+      <w:r>
+        <w:rPr>
+          <w:rFonts w:ascii="Times New Roman" w:eastAsia="Times New Roman" w:hAnsi="Times New Roman"/>
           <w:sz w:val="28"/>
         </w:rPr>
         <w:t>6.  Viết kịch bản đàm phán khi khách hàng đòi thêm điều khoản bảo mật dữ liệu cho SP/DV = [___].</w:t>
@@ -2217,17 +2318,18 @@
     </w:p>
     <w:p>
       <w:pPr>
-        <w:spacing/>
-        <w:ind w:left="620" w:hanging="360"/>
-        <w:rPr>
-          <w:rFonts w:ascii="Times New Roman" w:hAnsi="Times New Roman" w:cs="Times New Roman"/>
-          <w:sz w:val="28"/>
-          <w:szCs w:val="28"/>
-        </w:rPr>
-      </w:pPr>
-      <w:r>
-        <w:rPr>
-          <w:rFonts w:ascii="Times New Roman" w:hAnsi="Times New Roman" w:eastAsia="Times New Roman"/>
+        <w:spacing w:before="120" w:after="120" w:line="240" w:lineRule="auto"/>
+        <w:ind w:left="620" w:hanging="360"/>
+        <w:jc w:val="both"/>
+        <w:rPr>
+          <w:rFonts w:ascii="Times New Roman" w:hAnsi="Times New Roman" w:cs="Times New Roman"/>
+          <w:sz w:val="28"/>
+          <w:szCs w:val="28"/>
+        </w:rPr>
+      </w:pPr>
+      <w:r>
+        <w:rPr>
+          <w:rFonts w:ascii="Times New Roman" w:eastAsia="Times New Roman" w:hAnsi="Times New Roman"/>
           <w:sz w:val="28"/>
         </w:rPr>
         <w:t>7.  Hãy viết chiến lược thương lượng khi khách hàng yêu cầu thời gian giao hàng ngắn hơn cho SP/DV = [___].</w:t>
@@ -2235,17 +2337,18 @@
     </w:p>
     <w:p>
       <w:pPr>
-        <w:spacing/>
-        <w:ind w:left="620" w:hanging="360"/>
-        <w:rPr>
-          <w:rFonts w:ascii="Times New Roman" w:hAnsi="Times New Roman" w:cs="Times New Roman"/>
-          <w:sz w:val="28"/>
-          <w:szCs w:val="28"/>
-        </w:rPr>
-      </w:pPr>
-      <w:r>
-        <w:rPr>
-          <w:rFonts w:ascii="Times New Roman" w:hAnsi="Times New Roman" w:eastAsia="Times New Roman"/>
+        <w:spacing w:before="120" w:after="120" w:line="240" w:lineRule="auto"/>
+        <w:ind w:left="620" w:hanging="360"/>
+        <w:jc w:val="both"/>
+        <w:rPr>
+          <w:rFonts w:ascii="Times New Roman" w:hAnsi="Times New Roman" w:cs="Times New Roman"/>
+          <w:sz w:val="28"/>
+          <w:szCs w:val="28"/>
+        </w:rPr>
+      </w:pPr>
+      <w:r>
+        <w:rPr>
+          <w:rFonts w:ascii="Times New Roman" w:eastAsia="Times New Roman" w:hAnsi="Times New Roman"/>
           <w:sz w:val="28"/>
         </w:rPr>
         <w:t>8.  Soạn kịch bản thương lượng chia sẻ lợi nhuận khi phân phối SP/DV = [___] tại thị trường mới.</w:t>
@@ -2253,17 +2356,18 @@
     </w:p>
     <w:p>
       <w:pPr>
-        <w:spacing/>
-        <w:ind w:left="620" w:hanging="360"/>
-        <w:rPr>
-          <w:rFonts w:ascii="Times New Roman" w:hAnsi="Times New Roman" w:cs="Times New Roman"/>
-          <w:sz w:val="28"/>
-          <w:szCs w:val="28"/>
-        </w:rPr>
-      </w:pPr>
-      <w:r>
-        <w:rPr>
-          <w:rFonts w:ascii="Times New Roman" w:hAnsi="Times New Roman" w:eastAsia="Times New Roman"/>
+        <w:spacing w:before="120" w:after="120" w:line="240" w:lineRule="auto"/>
+        <w:ind w:left="620" w:hanging="360"/>
+        <w:jc w:val="both"/>
+        <w:rPr>
+          <w:rFonts w:ascii="Times New Roman" w:hAnsi="Times New Roman" w:cs="Times New Roman"/>
+          <w:sz w:val="28"/>
+          <w:szCs w:val="28"/>
+        </w:rPr>
+      </w:pPr>
+      <w:r>
+        <w:rPr>
+          <w:rFonts w:ascii="Times New Roman" w:eastAsia="Times New Roman" w:hAnsi="Times New Roman"/>
           <w:sz w:val="28"/>
         </w:rPr>
         <w:t>9.  Viết kịch bản thương lượng khi khách hàng yêu cầu chiết khấu cao hơn cho SP/DV = [___].</w:t>
@@ -2271,17 +2375,18 @@
     </w:p>
     <w:p>
       <w:pPr>
-        <w:spacing/>
-        <w:ind w:left="620" w:hanging="360"/>
-        <w:rPr>
-          <w:rFonts w:ascii="Times New Roman" w:hAnsi="Times New Roman" w:cs="Times New Roman"/>
-          <w:sz w:val="28"/>
-          <w:szCs w:val="28"/>
-        </w:rPr>
-      </w:pPr>
-      <w:r>
-        <w:rPr>
-          <w:rFonts w:ascii="Times New Roman" w:hAnsi="Times New Roman" w:eastAsia="Times New Roman"/>
+        <w:spacing w:before="120" w:after="120" w:line="240" w:lineRule="auto"/>
+        <w:ind w:left="620" w:hanging="360"/>
+        <w:jc w:val="both"/>
+        <w:rPr>
+          <w:rFonts w:ascii="Times New Roman" w:hAnsi="Times New Roman" w:cs="Times New Roman"/>
+          <w:sz w:val="28"/>
+          <w:szCs w:val="28"/>
+        </w:rPr>
+      </w:pPr>
+      <w:r>
+        <w:rPr>
+          <w:rFonts w:ascii="Times New Roman" w:eastAsia="Times New Roman" w:hAnsi="Times New Roman"/>
           <w:sz w:val="28"/>
         </w:rPr>
         <w:t>10.Hãy viết chiến lược đàm phán win-win trong tình huống nhiều bên cùng muốn hợp tác với doanh nghiệp cung cấp SP/DV = [___].</w:t>
@@ -3039,6 +3144,7 @@
   <w:style w:type="character" w:default="1" w:styleId="Phngmcinhcuaoanvn">
     <w:name w:val="Default Paragraph Font"/>
     <w:uiPriority w:val="1"/>
+    <w:semiHidden/>
     <w:unhideWhenUsed/>
   </w:style>
   <w:style w:type="table" w:default="1" w:styleId="BangThngthng">
